--- a/assets/park/Hormuz-Cost-Effective-Draft-02.docx
+++ b/assets/park/Hormuz-Cost-Effective-Draft-02.docx
@@ -7,7 +7,7 @@
         <w:ind w:left="-514" w:firstLine="1234"/>
         <w:jc w:val="right"/>
         <w:rPr>
-          <w:rFonts w:ascii="YAGHOTI  S  fard-a;Times New Ro" w:hAnsi="YAGHOTI  S  fard-a;Times New Ro" w:cs="B Zar" w:hint="cs"/>
+          <w:rFonts w:ascii="YAGHOTI  S  fard-a;Times New Ro" w:hAnsi="YAGHOTI  S  fard-a;Times New Ro" w:cs="B Zar"/>
           <w:sz w:val="40"/>
           <w:szCs w:val="40"/>
           <w:rtl/>
@@ -40,7 +40,7 @@
             <v:path o:extrusionok="f" gradientshapeok="t" o:connecttype="rect"/>
             <o:lock v:ext="edit" aspectratio="t"/>
           </v:shapetype>
-          <v:shape id="Image1" o:spid="_x0000_i1028" type="#_x0000_t75" style="width:89.25pt;height:126.75pt;visibility:visible;mso-wrap-style:square">
+          <v:shape id="Image1" o:spid="_x0000_i1025" type="#_x0000_t75" style="width:89.25pt;height:126.75pt;visibility:visible;mso-wrap-style:square">
             <v:imagedata r:id="rId7" o:title="" croptop="-7f" cropbottom="-7f" cropleft="-10f" cropright="-10f"/>
           </v:shape>
         </w:pict>
@@ -134,7 +134,7 @@
           <w:lang w:val="ar-SA"/>
         </w:rPr>
         <w:pict w14:anchorId="6F3E9146">
-          <v:shape id="Image2" o:spid="_x0000_i1027" type="#_x0000_t75" style="width:95.25pt;height:126.75pt;visibility:visible;mso-wrap-style:square">
+          <v:shape id="Image2" o:spid="_x0000_i1026" type="#_x0000_t75" style="width:95.25pt;height:126.75pt;visibility:visible;mso-wrap-style:square">
             <v:imagedata r:id="rId8" o:title="" croptop="-1f" cropbottom="-1f" cropleft="-1f" cropright="-1f"/>
           </v:shape>
         </w:pict>
@@ -227,13 +227,8 @@
         </w:rPr>
       </w:pPr>
       <w:r>
-        <w:rPr>
-          <w:noProof/>
-        </w:rPr>
-      </w:r>
-      <w:r>
         <w:pict w14:anchorId="12DFA1F5">
-          <v:line id="Straight Connector 3" o:spid="_x0000_s2053" style="flip:x;visibility:visible;mso-wrap-style:square;mso-left-percent:-10001;mso-top-percent:-10001;mso-wrap-distance-left:9.05pt;mso-wrap-distance-top:0;mso-wrap-distance-right:9.05pt;mso-wrap-distance-bottom:0;mso-position-horizontal:absolute;mso-position-horizontal-relative:char;mso-position-vertical:absolute;mso-position-vertical-relative:line;mso-left-percent:-10001;mso-top-percent:-10001" from="0,0" to="234pt,0" o:allowincell="f" strokeweight="1.06mm">
+          <v:line id="Straight Connector 3" o:spid="_x0000_s2052" style="flip:x;visibility:visible;mso-wrap-style:square;mso-left-percent:-10001;mso-top-percent:-10001;mso-wrap-distance-left:9.05pt;mso-wrap-distance-top:0;mso-wrap-distance-right:9.05pt;mso-wrap-distance-bottom:0;mso-position-horizontal:absolute;mso-position-horizontal-relative:char;mso-position-vertical:absolute;mso-position-vertical-relative:line;mso-left-percent:-10001;mso-top-percent:-10001" from="0,0" to="234pt,0" o:allowincell="f" strokeweight="1.06mm">
             <v:stroke joinstyle="miter"/>
             <w10:wrap anchorx="page"/>
             <w10:anchorlock/>
@@ -255,7 +250,7 @@
       <w:pPr>
         <w:spacing w:line="480" w:lineRule="auto"/>
         <w:rPr>
-          <w:rFonts w:cs="B Zar" w:hint="cs"/>
+          <w:rFonts w:cs="B Zar"/>
           <w:sz w:val="28"/>
           <w:szCs w:val="28"/>
           <w:rtl/>
@@ -573,7 +568,7 @@
           <w:lang w:val="ar-SA"/>
         </w:rPr>
         <w:pict w14:anchorId="5CECAB5B">
-          <v:shape id="Image3" o:spid="_x0000_i1038" type="#_x0000_t75" style="width:36pt;height:48pt;visibility:visible;mso-wrap-style:square">
+          <v:shape id="Image3" o:spid="_x0000_i1028" type="#_x0000_t75" style="width:36pt;height:48pt;visibility:visible;mso-wrap-style:square">
             <v:imagedata r:id="rId8" o:title="" croptop="-1f" cropbottom="-1f" cropleft="-1f" cropright="-1f"/>
           </v:shape>
         </w:pict>
@@ -648,7 +643,7 @@
     <w:p>
       <w:pPr>
         <w:rPr>
-          <w:rFonts w:cs="B Zar" w:hint="cs"/>
+          <w:rFonts w:cs="B Zar"/>
           <w:sz w:val="26"/>
           <w:szCs w:val="26"/>
           <w:lang w:bidi="fa-IR"/>
@@ -1098,12 +1093,11 @@
           <w:rtl/>
           <w:lang w:bidi="fa-IR"/>
         </w:rPr>
-        <w:t xml:space="preserve">- مشخصات مؤسسين يا تيم کاري هسته / </w:t>
-      </w:r>
-      <w:proofErr w:type="gramStart"/>
-      <w:r>
-        <w:rPr>
-          <w:rFonts w:cs="B Zar" w:hint="cs"/>
+        <w:t>- مشخصات مؤسسين يا تيم کاري هسته / واحد</w:t>
+      </w:r>
+      <w:r>
+        <w:rPr>
+          <w:rFonts w:cs="B Zar"/>
           <w:b/>
           <w:bCs/>
           <w:sz w:val="26"/>
@@ -1111,21 +1105,8 @@
           <w:rtl/>
           <w:lang w:bidi="fa-IR"/>
         </w:rPr>
-        <w:t xml:space="preserve">واحد </w:t>
-      </w:r>
-      <w:r>
-        <w:rPr>
-          <w:rFonts w:cs="B Zar"/>
-          <w:b/>
-          <w:bCs/>
-          <w:sz w:val="26"/>
-          <w:szCs w:val="26"/>
-          <w:rtl/>
-          <w:lang w:bidi="fa-IR"/>
-        </w:rPr>
         <w:t xml:space="preserve"> فناور</w:t>
       </w:r>
-      <w:proofErr w:type="gramEnd"/>
     </w:p>
     <w:tbl>
       <w:tblPr>
@@ -3201,13 +3182,13 @@
             </w:pPr>
             <w:r>
               <w:rPr>
-                <w:rFonts w:cs="B Zar"/>
-                <w:sz w:val="26"/>
-                <w:szCs w:val="26"/>
-                <w:rtl/>
-                <w:lang w:bidi="fa-IR"/>
-              </w:rPr>
-              <w:t>-</w:t>
+                <w:rFonts w:cs="B Zar" w:hint="cs"/>
+                <w:sz w:val="26"/>
+                <w:szCs w:val="26"/>
+                <w:rtl/>
+                <w:lang w:bidi="fa-IR"/>
+              </w:rPr>
+              <w:t>+</w:t>
             </w:r>
           </w:p>
         </w:tc>
@@ -3473,13 +3454,13 @@
             </w:pPr>
             <w:r>
               <w:rPr>
-                <w:rFonts w:cs="B Zar"/>
-                <w:sz w:val="26"/>
-                <w:szCs w:val="26"/>
-                <w:rtl/>
-                <w:lang w:bidi="fa-IR"/>
-              </w:rPr>
-              <w:t>-</w:t>
+                <w:rFonts w:cs="B Zar" w:hint="cs"/>
+                <w:sz w:val="26"/>
+                <w:szCs w:val="26"/>
+                <w:rtl/>
+                <w:lang w:bidi="fa-IR"/>
+              </w:rPr>
+              <w:t>+</w:t>
             </w:r>
           </w:p>
         </w:tc>
@@ -3591,27 +3572,7 @@
           <w:rtl/>
           <w:lang w:bidi="fa-IR"/>
         </w:rPr>
-        <w:t>برنده مدال طراحی و ساخت خودرو هیبریدی در قالب تیم سمندر</w:t>
-      </w:r>
-      <w:r>
-        <w:rPr>
-          <w:rFonts w:cs="B Zar" w:hint="cs"/>
-          <w:sz w:val="26"/>
-          <w:szCs w:val="26"/>
-          <w:rtl/>
-          <w:lang w:bidi="fa-IR"/>
-        </w:rPr>
-        <w:t xml:space="preserve">، </w:t>
-      </w:r>
-      <w:r>
-        <w:rPr>
-          <w:rFonts w:cs="B Zar" w:hint="cs"/>
-          <w:sz w:val="26"/>
-          <w:szCs w:val="26"/>
-          <w:rtl/>
-          <w:lang w:bidi="fa-IR"/>
-        </w:rPr>
-        <w:t>نویسنده دو پایان‌نامه و 5 مقاله علمی پژوهشی مرتبط با رباتیک و هوش مصنوعی</w:t>
+        <w:t>برنده مدال طراحی و ساخت خودرو هیبریدی در قالب تیم سمندر، نویسنده دو پایان‌نامه و 5 مقاله علمی پژوهشی مرتبط با رباتیک و هوش مصنوعی</w:t>
       </w:r>
       <w:r>
         <w:rPr>
@@ -4698,167 +4659,67 @@
           <w:rtl/>
           <w:lang w:bidi="fa-IR"/>
         </w:rPr>
-        <w:t>قدم</w:t>
-      </w:r>
-      <w:r>
-        <w:rPr>
-          <w:rFonts w:cs="B Zar" w:hint="cs"/>
-          <w:sz w:val="26"/>
-          <w:szCs w:val="26"/>
-          <w:rtl/>
-          <w:lang w:bidi="fa-IR"/>
-        </w:rPr>
-        <w:t xml:space="preserve"> اول: برداشت محل و مسیر کابل و کانال، آزمایش ارت موجود، اندازه‌گیری بار و تعیین سهم سرمایش از برق کل؛ دریافت قیمت قطعات و گفتگو با نخستین مشتریان.</w:t>
-      </w:r>
-    </w:p>
-    <w:p>
-      <w:pPr>
-        <w:rPr>
-          <w:rFonts w:cs="B Zar"/>
-          <w:sz w:val="26"/>
-          <w:szCs w:val="26"/>
-          <w:lang w:bidi="fa-IR"/>
-        </w:rPr>
-      </w:pPr>
-      <w:r>
-        <w:rPr>
-          <w:rFonts w:cs="B Zar" w:hint="cs"/>
-          <w:sz w:val="26"/>
-          <w:szCs w:val="26"/>
-          <w:rtl/>
-          <w:lang w:bidi="fa-IR"/>
-        </w:rPr>
-        <w:t>قدم</w:t>
-      </w:r>
-      <w:r>
-        <w:rPr>
-          <w:rFonts w:cs="B Zar" w:hint="cs"/>
-          <w:sz w:val="26"/>
-          <w:szCs w:val="26"/>
-          <w:rtl/>
-          <w:lang w:bidi="fa-IR"/>
-        </w:rPr>
-        <w:t xml:space="preserve"> دوم: ساخت نمونه پوشش کف، </w:t>
-      </w:r>
-      <w:r>
-        <w:rPr>
-          <w:rFonts w:cs="B Zar" w:hint="cs"/>
-          <w:sz w:val="26"/>
-          <w:szCs w:val="26"/>
-          <w:rtl/>
-          <w:lang w:bidi="fa-IR"/>
-        </w:rPr>
-        <w:t xml:space="preserve">ساخت </w:t>
-      </w:r>
-      <w:r>
-        <w:rPr>
-          <w:rFonts w:cs="B Zar" w:hint="cs"/>
-          <w:sz w:val="26"/>
-          <w:szCs w:val="26"/>
-          <w:rtl/>
-          <w:lang w:bidi="fa-IR"/>
-        </w:rPr>
-        <w:t>فیلتر</w:t>
-      </w:r>
-      <w:r>
-        <w:rPr>
-          <w:rFonts w:cs="B Zar" w:hint="cs"/>
-          <w:sz w:val="26"/>
-          <w:szCs w:val="26"/>
-          <w:rtl/>
-          <w:lang w:bidi="fa-IR"/>
-        </w:rPr>
-        <w:t xml:space="preserve"> هوای ورودی</w:t>
-      </w:r>
-      <w:r>
-        <w:rPr>
-          <w:rFonts w:cs="B Zar" w:hint="cs"/>
-          <w:sz w:val="26"/>
-          <w:szCs w:val="26"/>
-          <w:rtl/>
-          <w:lang w:bidi="fa-IR"/>
-        </w:rPr>
-        <w:t xml:space="preserve"> و پایش</w:t>
-      </w:r>
-      <w:r>
-        <w:rPr>
-          <w:rFonts w:cs="B Zar" w:hint="cs"/>
-          <w:sz w:val="26"/>
-          <w:szCs w:val="26"/>
-          <w:rtl/>
-          <w:lang w:bidi="fa-IR"/>
-        </w:rPr>
-        <w:t xml:space="preserve"> دما رطوبت</w:t>
-      </w:r>
-      <w:r>
-        <w:rPr>
-          <w:rFonts w:cs="B Zar" w:hint="cs"/>
-          <w:sz w:val="26"/>
-          <w:szCs w:val="26"/>
-          <w:rtl/>
-          <w:lang w:bidi="fa-IR"/>
-        </w:rPr>
-        <w:t xml:space="preserve"> یک رک؛ آزمایش اتصال حسگرها و دو آشکارساز دود به ماشین مجازی. زمان کار شخصی در برنامه خرید و اجرا لحاظ می‌شود.</w:t>
-      </w:r>
-    </w:p>
-    <w:p>
-      <w:pPr>
-        <w:rPr>
-          <w:rFonts w:cs="B Zar"/>
-          <w:sz w:val="26"/>
-          <w:szCs w:val="26"/>
-          <w:lang w:bidi="fa-IR"/>
-        </w:rPr>
-      </w:pPr>
-      <w:r>
-        <w:rPr>
-          <w:rFonts w:cs="B Zar" w:hint="cs"/>
-          <w:sz w:val="26"/>
-          <w:szCs w:val="26"/>
-          <w:rtl/>
-          <w:lang w:bidi="fa-IR"/>
-        </w:rPr>
-        <w:t>قدم</w:t>
-      </w:r>
-      <w:r>
-        <w:rPr>
-          <w:rFonts w:cs="B Zar" w:hint="cs"/>
-          <w:sz w:val="26"/>
-          <w:szCs w:val="26"/>
-          <w:rtl/>
-          <w:lang w:bidi="fa-IR"/>
-        </w:rPr>
-        <w:t xml:space="preserve"> سوم: اجرای کف و ارت، نصب کانال و فیلتر، دوربین و کنترل ورودی؛ تکمیل طراحی برق پشتیبان و اطفا بر مبنای نتایج مرحله قبل و امکانات محل.</w:t>
-      </w:r>
-    </w:p>
-    <w:p>
-      <w:pPr>
-        <w:rPr>
-          <w:rFonts w:cs="B Zar"/>
-          <w:sz w:val="26"/>
-          <w:szCs w:val="26"/>
-          <w:lang w:bidi="fa-IR"/>
-        </w:rPr>
-      </w:pPr>
-      <w:r>
-        <w:rPr>
-          <w:rFonts w:cs="B Zar" w:hint="cs"/>
-          <w:sz w:val="26"/>
-          <w:szCs w:val="26"/>
-          <w:rtl/>
-          <w:lang w:bidi="fa-IR"/>
-        </w:rPr>
-        <w:t>قدم</w:t>
-      </w:r>
-      <w:r>
-        <w:rPr>
-          <w:rFonts w:cs="B Zar" w:hint="cs"/>
-          <w:sz w:val="26"/>
-          <w:szCs w:val="26"/>
-          <w:rtl/>
-          <w:lang w:bidi="fa-IR"/>
-        </w:rPr>
-        <w:t xml:space="preserve"> چهارم: تجهیز نخستین رک و آزمون یکپارچه برق، گردش هوا، هشدار، خروج اضطراری و بازیابی داده؛ پیش از ورود مشتری، ۷۲ ساعت کار پیوسته زیر بار آزمایشی ثبت می‌شود.</w:t>
+        <w:t>قدم اول: برداشت محل و مسیر کابل و کانال، آزمایش ارت موجود، اندازه‌گیری بار و تعیین سهم سرمایش از برق کل؛ دریافت قیمت قطعات و گفتگو با نخستین مشتریان.</w:t>
+      </w:r>
+    </w:p>
+    <w:p>
+      <w:pPr>
+        <w:rPr>
+          <w:rFonts w:cs="B Zar"/>
+          <w:sz w:val="26"/>
+          <w:szCs w:val="26"/>
+          <w:lang w:bidi="fa-IR"/>
+        </w:rPr>
+      </w:pPr>
+      <w:r>
+        <w:rPr>
+          <w:rFonts w:cs="B Zar" w:hint="cs"/>
+          <w:sz w:val="26"/>
+          <w:szCs w:val="26"/>
+          <w:rtl/>
+          <w:lang w:bidi="fa-IR"/>
+        </w:rPr>
+        <w:t>قدم دوم: ساخت نمونه پوشش کف، ساخت فیلتر هوای ورودی و پایش دما رطوبت یک رک؛ آزمایش اتصال حسگرها و دو آشکارساز دود به ماشین مجازی. زمان کار شخصی در برنامه خرید و اجرا لحاظ می‌شود.</w:t>
+      </w:r>
+    </w:p>
+    <w:p>
+      <w:pPr>
+        <w:rPr>
+          <w:rFonts w:cs="B Zar"/>
+          <w:sz w:val="26"/>
+          <w:szCs w:val="26"/>
+          <w:lang w:bidi="fa-IR"/>
+        </w:rPr>
+      </w:pPr>
+      <w:r>
+        <w:rPr>
+          <w:rFonts w:cs="B Zar" w:hint="cs"/>
+          <w:sz w:val="26"/>
+          <w:szCs w:val="26"/>
+          <w:rtl/>
+          <w:lang w:bidi="fa-IR"/>
+        </w:rPr>
+        <w:t>قدم سوم: اجرای کف و ارت، نصب کانال و فیلتر، دوربین و کنترل ورودی؛ تکمیل طراحی برق پشتیبان و اطفا بر مبنای نتایج مرحله قبل و امکانات محل.</w:t>
+      </w:r>
+    </w:p>
+    <w:p>
+      <w:pPr>
+        <w:rPr>
+          <w:rFonts w:cs="B Zar"/>
+          <w:sz w:val="26"/>
+          <w:szCs w:val="26"/>
+          <w:lang w:bidi="fa-IR"/>
+        </w:rPr>
+      </w:pPr>
+      <w:r>
+        <w:rPr>
+          <w:rFonts w:cs="B Zar" w:hint="cs"/>
+          <w:sz w:val="26"/>
+          <w:szCs w:val="26"/>
+          <w:rtl/>
+          <w:lang w:bidi="fa-IR"/>
+        </w:rPr>
+        <w:t>قدم چهارم: تجهیز نخستین رک و آزمون یکپارچه برق، گردش هوا، هشدار، خروج اضطراری و بازیابی داده؛ پیش از ورود مشتری، ۷۲ ساعت کار پیوسته زیر بار آزمایشی ثبت می‌شود.</w:t>
       </w:r>
     </w:p>
     <w:p>
@@ -4879,17 +4740,7 @@
           <w:lang w:bidi="fa-IR"/>
         </w:rPr>
         <w:lastRenderedPageBreak/>
-        <w:t>قدم</w:t>
-      </w:r>
-      <w:r>
-        <w:rPr>
-          <w:rFonts w:cs="B Zar" w:hint="cs"/>
-          <w:sz w:val="26"/>
-          <w:szCs w:val="26"/>
-          <w:rtl/>
-          <w:lang w:bidi="fa-IR"/>
-        </w:rPr>
-        <w:t xml:space="preserve"> پنجم و ششم: عرضه سرور اختصاصی و مجازی، هم‌مکانی و تلفن اینترنتی با هدف جذب سه مشتری نخست؛ اصلاح قیمت و روش پشتیبانی بر اساس هزینه و تجربه واقعی.</w:t>
+        <w:t>قدم پنجم و ششم: عرضه سرور اختصاصی و مجازی، هم‌مکانی و تلفن اینترنتی با هدف جذب سه مشتری نخست؛ اصلاح قیمت و روش پشتیبانی بر اساس هزینه و تجربه واقعی.</w:t>
       </w:r>
     </w:p>
     <w:p>
@@ -5849,25 +5700,25 @@
     </w:p>
     <w:p>
       <w:pPr>
-        <w:rPr>
-          <w:rFonts w:cs="B Zar"/>
-          <w:sz w:val="26"/>
-          <w:szCs w:val="26"/>
-          <w:lang w:bidi="fa-IR"/>
-        </w:rPr>
-        <w:bidi/>
         <w:keepNext/>
-      </w:pPr>
-      <w:r>
-        <w:rPr>
-          <w:rFonts w:cs="B Zar" w:hint="cs"/>
-          <w:sz w:val="26"/>
-          <w:szCs w:val="26"/>
-          <w:rtl/>
-          <w:lang w:bidi="fa-IR"/>
+        <w:rPr>
+          <w:rFonts w:cs="B Zar"/>
+          <w:sz w:val="26"/>
+          <w:szCs w:val="26"/>
+          <w:lang w:bidi="fa-IR"/>
+        </w:rPr>
+      </w:pPr>
+      <w:r>
+        <w:rPr>
+          <w:rFonts w:cs="B Zar" w:hint="cs"/>
           <w:b/>
           <w:bCs/>
-        </w:rPr>
+          <w:sz w:val="26"/>
+          <w:szCs w:val="26"/>
+          <w:rtl/>
+          <w:lang w:bidi="fa-IR"/>
+        </w:rPr>
+        <w:lastRenderedPageBreak/>
         <w:t>خلاصه هزینه تجهیزات و اجرا ـ پیش‌نویس ۲</w:t>
       </w:r>
     </w:p>
@@ -5879,7 +5730,6 @@
           <w:szCs w:val="26"/>
           <w:lang w:bidi="fa-IR"/>
         </w:rPr>
-        <w:bidi/>
       </w:pPr>
       <w:r>
         <w:rPr>
@@ -5890,6 +5740,16 @@
           <w:lang w:bidi="fa-IR"/>
         </w:rPr>
         <w:t>جدول زیر، ریز هزینه‌ها را در چند قلم اصلی برای هر بخش خلاصه می‌کند. مبنا همان مطالعات هشت‌گانه است؛ مبلغ ذخیره احتیاطی حذف شده و واحد همه ارقام، میلیون تومان است. ارقام متنیِ قبلی گرد شده بودند؛ برای جمع این نسخه، ارقام ریزبرآورد مبنا قرار گرفته‌اند.</w:t>
+      </w:r>
+      <w:r>
+        <w:rPr>
+          <w:rFonts w:cs="B Zar"/>
+          <w:sz w:val="26"/>
+          <w:szCs w:val="26"/>
+          <w:rtl/>
+          <w:lang w:bidi="fa-IR"/>
+        </w:rPr>
+        <w:br/>
       </w:r>
     </w:p>
     <w:tbl>
@@ -5897,21 +5757,22 @@
         <w:bidiVisual/>
         <w:tblW w:w="9870" w:type="dxa"/>
         <w:jc w:val="right"/>
+        <w:tblBorders>
+          <w:top w:val="single" w:sz="4" w:space="0" w:color="000000"/>
+          <w:left w:val="single" w:sz="4" w:space="0" w:color="000000"/>
+          <w:bottom w:val="single" w:sz="4" w:space="0" w:color="000000"/>
+          <w:right w:val="single" w:sz="4" w:space="0" w:color="000000"/>
+          <w:insideH w:val="single" w:sz="4" w:space="0" w:color="000000"/>
+          <w:insideV w:val="single" w:sz="4" w:space="0" w:color="000000"/>
+        </w:tblBorders>
         <w:tblLayout w:type="fixed"/>
-        <w:tblBorders>
-          <w:top w:val="single" w:sz="4" w:color="000000"/>
-          <w:left w:val="single" w:sz="4" w:color="000000"/>
-          <w:bottom w:val="single" w:sz="4" w:color="000000"/>
-          <w:right w:val="single" w:sz="4" w:color="000000"/>
-          <w:insideH w:val="single" w:sz="4" w:color="000000"/>
-          <w:insideV w:val="single" w:sz="4" w:color="000000"/>
-        </w:tblBorders>
         <w:tblCellMar>
           <w:top w:w="45" w:type="dxa"/>
+          <w:left w:w="70" w:type="dxa"/>
           <w:bottom w:w="45" w:type="dxa"/>
-          <w:left w:w="70" w:type="dxa"/>
           <w:right w:w="70" w:type="dxa"/>
         </w:tblCellMar>
+        <w:tblLook w:val="04A0" w:firstRow="1" w:lastRow="0" w:firstColumn="1" w:lastColumn="0" w:noHBand="0" w:noVBand="1"/>
       </w:tblPr>
       <w:tblGrid>
         <w:gridCol w:w="2100"/>
@@ -5922,6 +5783,7 @@
         <w:trPr>
           <w:cantSplit/>
           <w:tblHeader/>
+          <w:jc w:val="right"/>
         </w:trPr>
         <w:tc>
           <w:tcPr>
@@ -5930,20 +5792,17 @@
           </w:tcPr>
           <w:p>
             <w:pPr>
-              <w:bidi/>
-              <w:jc w:val="right"/>
-              <w:spacing w:before="0" w:after="0"/>
               <w:keepNext/>
             </w:pPr>
             <w:r>
               <w:rPr>
                 <w:rFonts w:cs="B Zar" w:hint="cs"/>
-                <w:sz w:val="26"/>
-                <w:szCs w:val="26"/>
-                <w:rtl/>
-                <w:lang w:bidi="fa-IR"/>
                 <w:b/>
                 <w:bCs/>
+                <w:sz w:val="26"/>
+                <w:szCs w:val="26"/>
+                <w:rtl/>
+                <w:lang w:bidi="fa-IR"/>
               </w:rPr>
               <w:t>بخش</w:t>
             </w:r>
@@ -5956,20 +5815,17 @@
           </w:tcPr>
           <w:p>
             <w:pPr>
-              <w:bidi/>
-              <w:jc w:val="right"/>
-              <w:spacing w:before="0" w:after="0"/>
               <w:keepNext/>
             </w:pPr>
             <w:r>
               <w:rPr>
                 <w:rFonts w:cs="B Zar" w:hint="cs"/>
-                <w:sz w:val="26"/>
-                <w:szCs w:val="26"/>
-                <w:rtl/>
-                <w:lang w:bidi="fa-IR"/>
                 <w:b/>
                 <w:bCs/>
+                <w:sz w:val="26"/>
+                <w:szCs w:val="26"/>
+                <w:rtl/>
+                <w:lang w:bidi="fa-IR"/>
               </w:rPr>
               <w:t>قلم یا گروه هزینه</w:t>
             </w:r>
@@ -5982,20 +5838,17 @@
           </w:tcPr>
           <w:p>
             <w:pPr>
-              <w:bidi/>
-              <w:jc w:val="center"/>
-              <w:spacing w:before="0" w:after="0"/>
               <w:keepNext/>
             </w:pPr>
             <w:r>
               <w:rPr>
                 <w:rFonts w:cs="B Zar" w:hint="cs"/>
-                <w:sz w:val="26"/>
-                <w:szCs w:val="26"/>
-                <w:rtl/>
-                <w:lang w:bidi="fa-IR"/>
                 <w:b/>
                 <w:bCs/>
+                <w:sz w:val="26"/>
+                <w:szCs w:val="26"/>
+                <w:rtl/>
+                <w:lang w:bidi="fa-IR"/>
               </w:rPr>
               <w:t>میلیون تومان</w:t>
             </w:r>
@@ -6005,6 +5858,7 @@
       <w:tr>
         <w:trPr>
           <w:cantSplit/>
+          <w:jc w:val="right"/>
         </w:trPr>
         <w:tc>
           <w:tcPr>
@@ -6013,9 +5867,6 @@
           </w:tcPr>
           <w:p>
             <w:pPr>
-              <w:bidi/>
-              <w:jc w:val="right"/>
-              <w:spacing w:before="0" w:after="0"/>
               <w:keepNext/>
             </w:pPr>
             <w:r>
@@ -6037,9 +5888,6 @@
           </w:tcPr>
           <w:p>
             <w:pPr>
-              <w:bidi/>
-              <w:jc w:val="right"/>
-              <w:spacing w:before="0" w:after="0"/>
               <w:keepNext/>
             </w:pPr>
             <w:r>
@@ -6061,9 +5909,6 @@
           </w:tcPr>
           <w:p>
             <w:pPr>
-              <w:bidi/>
-              <w:jc w:val="center"/>
-              <w:spacing w:before="0" w:after="0"/>
               <w:keepNext/>
             </w:pPr>
             <w:r>
@@ -6082,6 +5927,7 @@
       <w:tr>
         <w:trPr>
           <w:cantSplit/>
+          <w:jc w:val="right"/>
         </w:trPr>
         <w:tc>
           <w:tcPr>
@@ -6090,21 +5936,8 @@
           </w:tcPr>
           <w:p>
             <w:pPr>
-              <w:bidi/>
-              <w:jc w:val="right"/>
-              <w:spacing w:before="0" w:after="0"/>
               <w:keepNext/>
             </w:pPr>
-            <w:r>
-              <w:rPr>
-                <w:rFonts w:cs="B Zar" w:hint="cs"/>
-                <w:sz w:val="26"/>
-                <w:szCs w:val="26"/>
-                <w:rtl/>
-                <w:lang w:bidi="fa-IR"/>
-              </w:rPr>
-              <w:t/>
-            </w:r>
           </w:p>
         </w:tc>
         <w:tc>
@@ -6114,9 +5947,6 @@
           </w:tcPr>
           <w:p>
             <w:pPr>
-              <w:bidi/>
-              <w:jc w:val="right"/>
-              <w:spacing w:before="0" w:after="0"/>
               <w:keepNext/>
             </w:pPr>
             <w:r>
@@ -6138,9 +5968,6 @@
           </w:tcPr>
           <w:p>
             <w:pPr>
-              <w:bidi/>
-              <w:jc w:val="center"/>
-              <w:spacing w:before="0" w:after="0"/>
               <w:keepNext/>
             </w:pPr>
             <w:r>
@@ -6159,6 +5986,7 @@
       <w:tr>
         <w:trPr>
           <w:cantSplit/>
+          <w:jc w:val="right"/>
         </w:trPr>
         <w:tc>
           <w:tcPr>
@@ -6167,21 +5995,8 @@
           </w:tcPr>
           <w:p>
             <w:pPr>
-              <w:bidi/>
-              <w:jc w:val="right"/>
-              <w:spacing w:before="0" w:after="0"/>
               <w:keepNext/>
             </w:pPr>
-            <w:r>
-              <w:rPr>
-                <w:rFonts w:cs="B Zar" w:hint="cs"/>
-                <w:sz w:val="26"/>
-                <w:szCs w:val="26"/>
-                <w:rtl/>
-                <w:lang w:bidi="fa-IR"/>
-              </w:rPr>
-              <w:t/>
-            </w:r>
           </w:p>
         </w:tc>
         <w:tc>
@@ -6191,9 +6006,6 @@
           </w:tcPr>
           <w:p>
             <w:pPr>
-              <w:bidi/>
-              <w:jc w:val="right"/>
-              <w:spacing w:before="0" w:after="0"/>
               <w:keepNext/>
             </w:pPr>
             <w:r>
@@ -6215,9 +6027,6 @@
           </w:tcPr>
           <w:p>
             <w:pPr>
-              <w:bidi/>
-              <w:jc w:val="center"/>
-              <w:spacing w:before="0" w:after="0"/>
               <w:keepNext/>
             </w:pPr>
             <w:r>
@@ -6236,6 +6045,7 @@
       <w:tr>
         <w:trPr>
           <w:cantSplit/>
+          <w:jc w:val="right"/>
         </w:trPr>
         <w:tc>
           <w:tcPr>
@@ -6243,20 +6053,15 @@
             <w:vAlign w:val="center"/>
           </w:tcPr>
           <w:p>
-            <w:pPr>
-              <w:bidi/>
-              <w:jc w:val="right"/>
-              <w:spacing w:before="0" w:after="0"/>
-            </w:pPr>
-            <w:r>
-              <w:rPr>
-                <w:rFonts w:cs="B Zar" w:hint="cs"/>
-                <w:sz w:val="26"/>
-                <w:szCs w:val="26"/>
-                <w:rtl/>
-                <w:lang w:bidi="fa-IR"/>
+            <w:r>
+              <w:rPr>
+                <w:rFonts w:cs="B Zar" w:hint="cs"/>
                 <w:b/>
                 <w:bCs/>
+                <w:sz w:val="26"/>
+                <w:szCs w:val="26"/>
+                <w:rtl/>
+                <w:lang w:bidi="fa-IR"/>
               </w:rPr>
               <w:t>جمع بخش</w:t>
             </w:r>
@@ -6268,20 +6073,15 @@
             <w:vAlign w:val="center"/>
           </w:tcPr>
           <w:p>
-            <w:pPr>
-              <w:bidi/>
-              <w:jc w:val="right"/>
-              <w:spacing w:before="0" w:after="0"/>
-            </w:pPr>
-            <w:r>
-              <w:rPr>
-                <w:rFonts w:cs="B Zar" w:hint="cs"/>
-                <w:sz w:val="26"/>
-                <w:szCs w:val="26"/>
-                <w:rtl/>
-                <w:lang w:bidi="fa-IR"/>
+            <w:r>
+              <w:rPr>
+                <w:rFonts w:cs="B Zar" w:hint="cs"/>
                 <w:b/>
                 <w:bCs/>
+                <w:sz w:val="26"/>
+                <w:szCs w:val="26"/>
+                <w:rtl/>
+                <w:lang w:bidi="fa-IR"/>
               </w:rPr>
               <w:t>پایش رک</w:t>
             </w:r>
@@ -6293,20 +6093,15 @@
             <w:vAlign w:val="center"/>
           </w:tcPr>
           <w:p>
-            <w:pPr>
-              <w:bidi/>
-              <w:jc w:val="center"/>
-              <w:spacing w:before="0" w:after="0"/>
-            </w:pPr>
-            <w:r>
-              <w:rPr>
-                <w:rFonts w:cs="B Zar" w:hint="cs"/>
-                <w:sz w:val="26"/>
-                <w:szCs w:val="26"/>
-                <w:rtl/>
-                <w:lang w:bidi="fa-IR"/>
+            <w:r>
+              <w:rPr>
+                <w:rFonts w:cs="B Zar" w:hint="cs"/>
                 <w:b/>
                 <w:bCs/>
+                <w:sz w:val="26"/>
+                <w:szCs w:val="26"/>
+                <w:rtl/>
+                <w:lang w:bidi="fa-IR"/>
               </w:rPr>
               <w:t>۳۷٫۳۱۸۵</w:t>
             </w:r>
@@ -6316,6 +6111,7 @@
       <w:tr>
         <w:trPr>
           <w:cantSplit/>
+          <w:jc w:val="right"/>
         </w:trPr>
         <w:tc>
           <w:tcPr>
@@ -6324,9 +6120,6 @@
           </w:tcPr>
           <w:p>
             <w:pPr>
-              <w:bidi/>
-              <w:jc w:val="right"/>
-              <w:spacing w:before="0" w:after="0"/>
               <w:keepNext/>
             </w:pPr>
             <w:r>
@@ -6348,9 +6141,6 @@
           </w:tcPr>
           <w:p>
             <w:pPr>
-              <w:bidi/>
-              <w:jc w:val="right"/>
-              <w:spacing w:before="0" w:after="0"/>
               <w:keepNext/>
             </w:pPr>
             <w:r>
@@ -6372,9 +6162,6 @@
           </w:tcPr>
           <w:p>
             <w:pPr>
-              <w:bidi/>
-              <w:jc w:val="center"/>
-              <w:spacing w:before="0" w:after="0"/>
               <w:keepNext/>
             </w:pPr>
             <w:r>
@@ -6393,6 +6180,7 @@
       <w:tr>
         <w:trPr>
           <w:cantSplit/>
+          <w:jc w:val="right"/>
         </w:trPr>
         <w:tc>
           <w:tcPr>
@@ -6401,21 +6189,8 @@
           </w:tcPr>
           <w:p>
             <w:pPr>
-              <w:bidi/>
-              <w:jc w:val="right"/>
-              <w:spacing w:before="0" w:after="0"/>
               <w:keepNext/>
             </w:pPr>
-            <w:r>
-              <w:rPr>
-                <w:rFonts w:cs="B Zar" w:hint="cs"/>
-                <w:sz w:val="26"/>
-                <w:szCs w:val="26"/>
-                <w:rtl/>
-                <w:lang w:bidi="fa-IR"/>
-              </w:rPr>
-              <w:t/>
-            </w:r>
           </w:p>
         </w:tc>
         <w:tc>
@@ -6425,9 +6200,6 @@
           </w:tcPr>
           <w:p>
             <w:pPr>
-              <w:bidi/>
-              <w:jc w:val="right"/>
-              <w:spacing w:before="0" w:after="0"/>
               <w:keepNext/>
             </w:pPr>
             <w:r>
@@ -6449,9 +6221,6 @@
           </w:tcPr>
           <w:p>
             <w:pPr>
-              <w:bidi/>
-              <w:jc w:val="center"/>
-              <w:spacing w:before="0" w:after="0"/>
               <w:keepNext/>
             </w:pPr>
             <w:r>
@@ -6470,6 +6239,7 @@
       <w:tr>
         <w:trPr>
           <w:cantSplit/>
+          <w:jc w:val="right"/>
         </w:trPr>
         <w:tc>
           <w:tcPr>
@@ -6478,21 +6248,8 @@
           </w:tcPr>
           <w:p>
             <w:pPr>
-              <w:bidi/>
-              <w:jc w:val="right"/>
-              <w:spacing w:before="0" w:after="0"/>
               <w:keepNext/>
             </w:pPr>
-            <w:r>
-              <w:rPr>
-                <w:rFonts w:cs="B Zar" w:hint="cs"/>
-                <w:sz w:val="26"/>
-                <w:szCs w:val="26"/>
-                <w:rtl/>
-                <w:lang w:bidi="fa-IR"/>
-              </w:rPr>
-              <w:t/>
-            </w:r>
           </w:p>
         </w:tc>
         <w:tc>
@@ -6502,9 +6259,6 @@
           </w:tcPr>
           <w:p>
             <w:pPr>
-              <w:bidi/>
-              <w:jc w:val="right"/>
-              <w:spacing w:before="0" w:after="0"/>
               <w:keepNext/>
             </w:pPr>
             <w:r>
@@ -6526,9 +6280,6 @@
           </w:tcPr>
           <w:p>
             <w:pPr>
-              <w:bidi/>
-              <w:jc w:val="center"/>
-              <w:spacing w:before="0" w:after="0"/>
               <w:keepNext/>
             </w:pPr>
             <w:r>
@@ -6547,6 +6298,7 @@
       <w:tr>
         <w:trPr>
           <w:cantSplit/>
+          <w:jc w:val="right"/>
         </w:trPr>
         <w:tc>
           <w:tcPr>
@@ -6554,20 +6306,15 @@
             <w:vAlign w:val="center"/>
           </w:tcPr>
           <w:p>
-            <w:pPr>
-              <w:bidi/>
-              <w:jc w:val="right"/>
-              <w:spacing w:before="0" w:after="0"/>
-            </w:pPr>
-            <w:r>
-              <w:rPr>
-                <w:rFonts w:cs="B Zar" w:hint="cs"/>
-                <w:sz w:val="26"/>
-                <w:szCs w:val="26"/>
-                <w:rtl/>
-                <w:lang w:bidi="fa-IR"/>
+            <w:r>
+              <w:rPr>
+                <w:rFonts w:cs="B Zar" w:hint="cs"/>
                 <w:b/>
                 <w:bCs/>
+                <w:sz w:val="26"/>
+                <w:szCs w:val="26"/>
+                <w:rtl/>
+                <w:lang w:bidi="fa-IR"/>
               </w:rPr>
               <w:t>جمع بخش</w:t>
             </w:r>
@@ -6579,20 +6326,15 @@
             <w:vAlign w:val="center"/>
           </w:tcPr>
           <w:p>
-            <w:pPr>
-              <w:bidi/>
-              <w:jc w:val="right"/>
-              <w:spacing w:before="0" w:after="0"/>
-            </w:pPr>
-            <w:r>
-              <w:rPr>
-                <w:rFonts w:cs="B Zar" w:hint="cs"/>
-                <w:sz w:val="26"/>
-                <w:szCs w:val="26"/>
-                <w:rtl/>
-                <w:lang w:bidi="fa-IR"/>
+            <w:r>
+              <w:rPr>
+                <w:rFonts w:cs="B Zar" w:hint="cs"/>
                 <w:b/>
                 <w:bCs/>
+                <w:sz w:val="26"/>
+                <w:szCs w:val="26"/>
+                <w:rtl/>
+                <w:lang w:bidi="fa-IR"/>
               </w:rPr>
               <w:t>ارت میله‌ای</w:t>
             </w:r>
@@ -6604,20 +6346,15 @@
             <w:vAlign w:val="center"/>
           </w:tcPr>
           <w:p>
-            <w:pPr>
-              <w:bidi/>
-              <w:jc w:val="center"/>
-              <w:spacing w:before="0" w:after="0"/>
-            </w:pPr>
-            <w:r>
-              <w:rPr>
-                <w:rFonts w:cs="B Zar" w:hint="cs"/>
-                <w:sz w:val="26"/>
-                <w:szCs w:val="26"/>
-                <w:rtl/>
-                <w:lang w:bidi="fa-IR"/>
+            <w:r>
+              <w:rPr>
+                <w:rFonts w:cs="B Zar" w:hint="cs"/>
                 <w:b/>
                 <w:bCs/>
+                <w:sz w:val="26"/>
+                <w:szCs w:val="26"/>
+                <w:rtl/>
+                <w:lang w:bidi="fa-IR"/>
               </w:rPr>
               <w:t>۱۹۲٫۱۱۵</w:t>
             </w:r>
@@ -6627,6 +6364,7 @@
       <w:tr>
         <w:trPr>
           <w:cantSplit/>
+          <w:jc w:val="right"/>
         </w:trPr>
         <w:tc>
           <w:tcPr>
@@ -6635,9 +6373,6 @@
           </w:tcPr>
           <w:p>
             <w:pPr>
-              <w:bidi/>
-              <w:jc w:val="right"/>
-              <w:spacing w:before="0" w:after="0"/>
               <w:keepNext/>
             </w:pPr>
             <w:r>
@@ -6659,9 +6394,6 @@
           </w:tcPr>
           <w:p>
             <w:pPr>
-              <w:bidi/>
-              <w:jc w:val="right"/>
-              <w:spacing w:before="0" w:after="0"/>
               <w:keepNext/>
             </w:pPr>
             <w:r>
@@ -6683,9 +6415,6 @@
           </w:tcPr>
           <w:p>
             <w:pPr>
-              <w:bidi/>
-              <w:jc w:val="center"/>
-              <w:spacing w:before="0" w:after="0"/>
               <w:keepNext/>
             </w:pPr>
             <w:r>
@@ -6704,6 +6433,7 @@
       <w:tr>
         <w:trPr>
           <w:cantSplit/>
+          <w:jc w:val="right"/>
         </w:trPr>
         <w:tc>
           <w:tcPr>
@@ -6712,21 +6442,8 @@
           </w:tcPr>
           <w:p>
             <w:pPr>
-              <w:bidi/>
-              <w:jc w:val="right"/>
-              <w:spacing w:before="0" w:after="0"/>
               <w:keepNext/>
             </w:pPr>
-            <w:r>
-              <w:rPr>
-                <w:rFonts w:cs="B Zar" w:hint="cs"/>
-                <w:sz w:val="26"/>
-                <w:szCs w:val="26"/>
-                <w:rtl/>
-                <w:lang w:bidi="fa-IR"/>
-              </w:rPr>
-              <w:t/>
-            </w:r>
           </w:p>
         </w:tc>
         <w:tc>
@@ -6736,9 +6453,6 @@
           </w:tcPr>
           <w:p>
             <w:pPr>
-              <w:bidi/>
-              <w:jc w:val="right"/>
-              <w:spacing w:before="0" w:after="0"/>
               <w:keepNext/>
             </w:pPr>
             <w:r>
@@ -6760,9 +6474,6 @@
           </w:tcPr>
           <w:p>
             <w:pPr>
-              <w:bidi/>
-              <w:jc w:val="center"/>
-              <w:spacing w:before="0" w:after="0"/>
               <w:keepNext/>
             </w:pPr>
             <w:r>
@@ -6781,6 +6492,7 @@
       <w:tr>
         <w:trPr>
           <w:cantSplit/>
+          <w:jc w:val="right"/>
         </w:trPr>
         <w:tc>
           <w:tcPr>
@@ -6789,21 +6501,8 @@
           </w:tcPr>
           <w:p>
             <w:pPr>
-              <w:bidi/>
-              <w:jc w:val="right"/>
-              <w:spacing w:before="0" w:after="0"/>
               <w:keepNext/>
             </w:pPr>
-            <w:r>
-              <w:rPr>
-                <w:rFonts w:cs="B Zar" w:hint="cs"/>
-                <w:sz w:val="26"/>
-                <w:szCs w:val="26"/>
-                <w:rtl/>
-                <w:lang w:bidi="fa-IR"/>
-              </w:rPr>
-              <w:t/>
-            </w:r>
           </w:p>
         </w:tc>
         <w:tc>
@@ -6813,9 +6512,6 @@
           </w:tcPr>
           <w:p>
             <w:pPr>
-              <w:bidi/>
-              <w:jc w:val="right"/>
-              <w:spacing w:before="0" w:after="0"/>
               <w:keepNext/>
             </w:pPr>
             <w:r>
@@ -6837,9 +6533,6 @@
           </w:tcPr>
           <w:p>
             <w:pPr>
-              <w:bidi/>
-              <w:jc w:val="center"/>
-              <w:spacing w:before="0" w:after="0"/>
               <w:keepNext/>
             </w:pPr>
             <w:r>
@@ -6858,6 +6551,7 @@
       <w:tr>
         <w:trPr>
           <w:cantSplit/>
+          <w:jc w:val="right"/>
         </w:trPr>
         <w:tc>
           <w:tcPr>
@@ -6866,21 +6560,8 @@
           </w:tcPr>
           <w:p>
             <w:pPr>
-              <w:bidi/>
-              <w:jc w:val="right"/>
-              <w:spacing w:before="0" w:after="0"/>
               <w:keepNext/>
             </w:pPr>
-            <w:r>
-              <w:rPr>
-                <w:rFonts w:cs="B Zar" w:hint="cs"/>
-                <w:sz w:val="26"/>
-                <w:szCs w:val="26"/>
-                <w:rtl/>
-                <w:lang w:bidi="fa-IR"/>
-              </w:rPr>
-              <w:t/>
-            </w:r>
           </w:p>
         </w:tc>
         <w:tc>
@@ -6890,9 +6571,6 @@
           </w:tcPr>
           <w:p>
             <w:pPr>
-              <w:bidi/>
-              <w:jc w:val="right"/>
-              <w:spacing w:before="0" w:after="0"/>
               <w:keepNext/>
             </w:pPr>
             <w:r>
@@ -6914,9 +6592,6 @@
           </w:tcPr>
           <w:p>
             <w:pPr>
-              <w:bidi/>
-              <w:jc w:val="center"/>
-              <w:spacing w:before="0" w:after="0"/>
               <w:keepNext/>
             </w:pPr>
             <w:r>
@@ -6935,6 +6610,7 @@
       <w:tr>
         <w:trPr>
           <w:cantSplit/>
+          <w:jc w:val="right"/>
         </w:trPr>
         <w:tc>
           <w:tcPr>
@@ -6942,20 +6618,15 @@
             <w:vAlign w:val="center"/>
           </w:tcPr>
           <w:p>
-            <w:pPr>
-              <w:bidi/>
-              <w:jc w:val="right"/>
-              <w:spacing w:before="0" w:after="0"/>
-            </w:pPr>
-            <w:r>
-              <w:rPr>
-                <w:rFonts w:cs="B Zar" w:hint="cs"/>
-                <w:sz w:val="26"/>
-                <w:szCs w:val="26"/>
-                <w:rtl/>
-                <w:lang w:bidi="fa-IR"/>
+            <w:r>
+              <w:rPr>
+                <w:rFonts w:cs="B Zar" w:hint="cs"/>
                 <w:b/>
                 <w:bCs/>
+                <w:sz w:val="26"/>
+                <w:szCs w:val="26"/>
+                <w:rtl/>
+                <w:lang w:bidi="fa-IR"/>
               </w:rPr>
               <w:t>جمع بخش</w:t>
             </w:r>
@@ -6967,20 +6638,15 @@
             <w:vAlign w:val="center"/>
           </w:tcPr>
           <w:p>
-            <w:pPr>
-              <w:bidi/>
-              <w:jc w:val="right"/>
-              <w:spacing w:before="0" w:after="0"/>
-            </w:pPr>
-            <w:r>
-              <w:rPr>
-                <w:rFonts w:cs="B Zar" w:hint="cs"/>
-                <w:sz w:val="26"/>
-                <w:szCs w:val="26"/>
-                <w:rtl/>
-                <w:lang w:bidi="fa-IR"/>
+            <w:r>
+              <w:rPr>
+                <w:rFonts w:cs="B Zar" w:hint="cs"/>
                 <w:b/>
                 <w:bCs/>
+                <w:sz w:val="26"/>
+                <w:szCs w:val="26"/>
+                <w:rtl/>
+                <w:lang w:bidi="fa-IR"/>
               </w:rPr>
               <w:t>گردش هوا و فیلتر</w:t>
             </w:r>
@@ -6992,20 +6658,15 @@
             <w:vAlign w:val="center"/>
           </w:tcPr>
           <w:p>
-            <w:pPr>
-              <w:bidi/>
-              <w:jc w:val="center"/>
-              <w:spacing w:before="0" w:after="0"/>
-            </w:pPr>
-            <w:r>
-              <w:rPr>
-                <w:rFonts w:cs="B Zar" w:hint="cs"/>
-                <w:sz w:val="26"/>
-                <w:szCs w:val="26"/>
-                <w:rtl/>
-                <w:lang w:bidi="fa-IR"/>
+            <w:r>
+              <w:rPr>
+                <w:rFonts w:cs="B Zar" w:hint="cs"/>
                 <w:b/>
                 <w:bCs/>
+                <w:sz w:val="26"/>
+                <w:szCs w:val="26"/>
+                <w:rtl/>
+                <w:lang w:bidi="fa-IR"/>
               </w:rPr>
               <w:t>۳۱۹٫۵۸</w:t>
             </w:r>
@@ -7015,6 +6676,7 @@
       <w:tr>
         <w:trPr>
           <w:cantSplit/>
+          <w:jc w:val="right"/>
         </w:trPr>
         <w:tc>
           <w:tcPr>
@@ -7023,9 +6685,6 @@
           </w:tcPr>
           <w:p>
             <w:pPr>
-              <w:bidi/>
-              <w:jc w:val="right"/>
-              <w:spacing w:before="0" w:after="0"/>
               <w:keepNext/>
             </w:pPr>
             <w:r>
@@ -7047,9 +6706,6 @@
           </w:tcPr>
           <w:p>
             <w:pPr>
-              <w:bidi/>
-              <w:jc w:val="right"/>
-              <w:spacing w:before="0" w:after="0"/>
               <w:keepNext/>
             </w:pPr>
             <w:r>
@@ -7071,9 +6727,6 @@
           </w:tcPr>
           <w:p>
             <w:pPr>
-              <w:bidi/>
-              <w:jc w:val="center"/>
-              <w:spacing w:before="0" w:after="0"/>
               <w:keepNext/>
             </w:pPr>
             <w:r>
@@ -7092,6 +6745,7 @@
       <w:tr>
         <w:trPr>
           <w:cantSplit/>
+          <w:jc w:val="right"/>
         </w:trPr>
         <w:tc>
           <w:tcPr>
@@ -7100,21 +6754,8 @@
           </w:tcPr>
           <w:p>
             <w:pPr>
-              <w:bidi/>
-              <w:jc w:val="right"/>
-              <w:spacing w:before="0" w:after="0"/>
               <w:keepNext/>
             </w:pPr>
-            <w:r>
-              <w:rPr>
-                <w:rFonts w:cs="B Zar" w:hint="cs"/>
-                <w:sz w:val="26"/>
-                <w:szCs w:val="26"/>
-                <w:rtl/>
-                <w:lang w:bidi="fa-IR"/>
-              </w:rPr>
-              <w:t/>
-            </w:r>
           </w:p>
         </w:tc>
         <w:tc>
@@ -7124,9 +6765,6 @@
           </w:tcPr>
           <w:p>
             <w:pPr>
-              <w:bidi/>
-              <w:jc w:val="right"/>
-              <w:spacing w:before="0" w:after="0"/>
               <w:keepNext/>
             </w:pPr>
             <w:r>
@@ -7148,9 +6786,6 @@
           </w:tcPr>
           <w:p>
             <w:pPr>
-              <w:bidi/>
-              <w:jc w:val="center"/>
-              <w:spacing w:before="0" w:after="0"/>
               <w:keepNext/>
             </w:pPr>
             <w:r>
@@ -7169,6 +6804,7 @@
       <w:tr>
         <w:trPr>
           <w:cantSplit/>
+          <w:jc w:val="right"/>
         </w:trPr>
         <w:tc>
           <w:tcPr>
@@ -7177,21 +6813,8 @@
           </w:tcPr>
           <w:p>
             <w:pPr>
-              <w:bidi/>
-              <w:jc w:val="right"/>
-              <w:spacing w:before="0" w:after="0"/>
               <w:keepNext/>
             </w:pPr>
-            <w:r>
-              <w:rPr>
-                <w:rFonts w:cs="B Zar" w:hint="cs"/>
-                <w:sz w:val="26"/>
-                <w:szCs w:val="26"/>
-                <w:rtl/>
-                <w:lang w:bidi="fa-IR"/>
-              </w:rPr>
-              <w:t/>
-            </w:r>
           </w:p>
         </w:tc>
         <w:tc>
@@ -7201,9 +6824,6 @@
           </w:tcPr>
           <w:p>
             <w:pPr>
-              <w:bidi/>
-              <w:jc w:val="right"/>
-              <w:spacing w:before="0" w:after="0"/>
               <w:keepNext/>
             </w:pPr>
             <w:r>
@@ -7225,9 +6845,6 @@
           </w:tcPr>
           <w:p>
             <w:pPr>
-              <w:bidi/>
-              <w:jc w:val="center"/>
-              <w:spacing w:before="0" w:after="0"/>
               <w:keepNext/>
             </w:pPr>
             <w:r>
@@ -7246,6 +6863,7 @@
       <w:tr>
         <w:trPr>
           <w:cantSplit/>
+          <w:jc w:val="right"/>
         </w:trPr>
         <w:tc>
           <w:tcPr>
@@ -7254,21 +6872,8 @@
           </w:tcPr>
           <w:p>
             <w:pPr>
-              <w:bidi/>
-              <w:jc w:val="right"/>
-              <w:spacing w:before="0" w:after="0"/>
               <w:keepNext/>
             </w:pPr>
-            <w:r>
-              <w:rPr>
-                <w:rFonts w:cs="B Zar" w:hint="cs"/>
-                <w:sz w:val="26"/>
-                <w:szCs w:val="26"/>
-                <w:rtl/>
-                <w:lang w:bidi="fa-IR"/>
-              </w:rPr>
-              <w:t/>
-            </w:r>
           </w:p>
         </w:tc>
         <w:tc>
@@ -7278,9 +6883,6 @@
           </w:tcPr>
           <w:p>
             <w:pPr>
-              <w:bidi/>
-              <w:jc w:val="right"/>
-              <w:spacing w:before="0" w:after="0"/>
               <w:keepNext/>
             </w:pPr>
             <w:r>
@@ -7302,9 +6904,6 @@
           </w:tcPr>
           <w:p>
             <w:pPr>
-              <w:bidi/>
-              <w:jc w:val="center"/>
-              <w:spacing w:before="0" w:after="0"/>
               <w:keepNext/>
             </w:pPr>
             <w:r>
@@ -7323,6 +6922,7 @@
       <w:tr>
         <w:trPr>
           <w:cantSplit/>
+          <w:jc w:val="right"/>
         </w:trPr>
         <w:tc>
           <w:tcPr>
@@ -7330,20 +6930,15 @@
             <w:vAlign w:val="center"/>
           </w:tcPr>
           <w:p>
-            <w:pPr>
-              <w:bidi/>
-              <w:jc w:val="right"/>
-              <w:spacing w:before="0" w:after="0"/>
-            </w:pPr>
-            <w:r>
-              <w:rPr>
-                <w:rFonts w:cs="B Zar" w:hint="cs"/>
-                <w:sz w:val="26"/>
-                <w:szCs w:val="26"/>
-                <w:rtl/>
-                <w:lang w:bidi="fa-IR"/>
+            <w:r>
+              <w:rPr>
+                <w:rFonts w:cs="B Zar" w:hint="cs"/>
                 <w:b/>
                 <w:bCs/>
+                <w:sz w:val="26"/>
+                <w:szCs w:val="26"/>
+                <w:rtl/>
+                <w:lang w:bidi="fa-IR"/>
               </w:rPr>
               <w:t>جمع بخش</w:t>
             </w:r>
@@ -7355,20 +6950,15 @@
             <w:vAlign w:val="center"/>
           </w:tcPr>
           <w:p>
-            <w:pPr>
-              <w:bidi/>
-              <w:jc w:val="right"/>
-              <w:spacing w:before="0" w:after="0"/>
-            </w:pPr>
-            <w:r>
-              <w:rPr>
-                <w:rFonts w:cs="B Zar" w:hint="cs"/>
-                <w:sz w:val="26"/>
-                <w:szCs w:val="26"/>
-                <w:rtl/>
-                <w:lang w:bidi="fa-IR"/>
+            <w:r>
+              <w:rPr>
+                <w:rFonts w:cs="B Zar" w:hint="cs"/>
                 <w:b/>
                 <w:bCs/>
+                <w:sz w:val="26"/>
+                <w:szCs w:val="26"/>
+                <w:rtl/>
+                <w:lang w:bidi="fa-IR"/>
               </w:rPr>
               <w:t>UPS؛ مرجع ۱۵ دقیقه</w:t>
             </w:r>
@@ -7380,20 +6970,15 @@
             <w:vAlign w:val="center"/>
           </w:tcPr>
           <w:p>
-            <w:pPr>
-              <w:bidi/>
-              <w:jc w:val="center"/>
-              <w:spacing w:before="0" w:after="0"/>
-            </w:pPr>
-            <w:r>
-              <w:rPr>
-                <w:rFonts w:cs="B Zar" w:hint="cs"/>
-                <w:sz w:val="26"/>
-                <w:szCs w:val="26"/>
-                <w:rtl/>
-                <w:lang w:bidi="fa-IR"/>
+            <w:r>
+              <w:rPr>
+                <w:rFonts w:cs="B Zar" w:hint="cs"/>
                 <w:b/>
                 <w:bCs/>
+                <w:sz w:val="26"/>
+                <w:szCs w:val="26"/>
+                <w:rtl/>
+                <w:lang w:bidi="fa-IR"/>
               </w:rPr>
               <w:t>۱۰۰۲۰</w:t>
             </w:r>
@@ -7403,6 +6988,7 @@
       <w:tr>
         <w:trPr>
           <w:cantSplit/>
+          <w:jc w:val="right"/>
         </w:trPr>
         <w:tc>
           <w:tcPr>
@@ -7411,9 +6997,6 @@
           </w:tcPr>
           <w:p>
             <w:pPr>
-              <w:bidi/>
-              <w:jc w:val="right"/>
-              <w:spacing w:before="0" w:after="0"/>
               <w:keepNext/>
             </w:pPr>
             <w:r>
@@ -7435,9 +7018,6 @@
           </w:tcPr>
           <w:p>
             <w:pPr>
-              <w:bidi/>
-              <w:jc w:val="right"/>
-              <w:spacing w:before="0" w:after="0"/>
               <w:keepNext/>
             </w:pPr>
             <w:r>
@@ -7459,9 +7039,6 @@
           </w:tcPr>
           <w:p>
             <w:pPr>
-              <w:bidi/>
-              <w:jc w:val="center"/>
-              <w:spacing w:before="0" w:after="0"/>
               <w:keepNext/>
             </w:pPr>
             <w:r>
@@ -7480,6 +7057,7 @@
       <w:tr>
         <w:trPr>
           <w:cantSplit/>
+          <w:jc w:val="right"/>
         </w:trPr>
         <w:tc>
           <w:tcPr>
@@ -7488,21 +7066,8 @@
           </w:tcPr>
           <w:p>
             <w:pPr>
-              <w:bidi/>
-              <w:jc w:val="right"/>
-              <w:spacing w:before="0" w:after="0"/>
               <w:keepNext/>
             </w:pPr>
-            <w:r>
-              <w:rPr>
-                <w:rFonts w:cs="B Zar" w:hint="cs"/>
-                <w:sz w:val="26"/>
-                <w:szCs w:val="26"/>
-                <w:rtl/>
-                <w:lang w:bidi="fa-IR"/>
-              </w:rPr>
-              <w:t/>
-            </w:r>
           </w:p>
         </w:tc>
         <w:tc>
@@ -7512,9 +7077,6 @@
           </w:tcPr>
           <w:p>
             <w:pPr>
-              <w:bidi/>
-              <w:jc w:val="right"/>
-              <w:spacing w:before="0" w:after="0"/>
               <w:keepNext/>
             </w:pPr>
             <w:r>
@@ -7536,9 +7098,6 @@
           </w:tcPr>
           <w:p>
             <w:pPr>
-              <w:bidi/>
-              <w:jc w:val="center"/>
-              <w:spacing w:before="0" w:after="0"/>
               <w:keepNext/>
             </w:pPr>
             <w:r>
@@ -7557,6 +7116,7 @@
       <w:tr>
         <w:trPr>
           <w:cantSplit/>
+          <w:jc w:val="right"/>
         </w:trPr>
         <w:tc>
           <w:tcPr>
@@ -7565,21 +7125,8 @@
           </w:tcPr>
           <w:p>
             <w:pPr>
-              <w:bidi/>
-              <w:jc w:val="right"/>
-              <w:spacing w:before="0" w:after="0"/>
               <w:keepNext/>
             </w:pPr>
-            <w:r>
-              <w:rPr>
-                <w:rFonts w:cs="B Zar" w:hint="cs"/>
-                <w:sz w:val="26"/>
-                <w:szCs w:val="26"/>
-                <w:rtl/>
-                <w:lang w:bidi="fa-IR"/>
-              </w:rPr>
-              <w:t/>
-            </w:r>
           </w:p>
         </w:tc>
         <w:tc>
@@ -7589,9 +7136,6 @@
           </w:tcPr>
           <w:p>
             <w:pPr>
-              <w:bidi/>
-              <w:jc w:val="right"/>
-              <w:spacing w:before="0" w:after="0"/>
               <w:keepNext/>
             </w:pPr>
             <w:r>
@@ -7613,9 +7157,6 @@
           </w:tcPr>
           <w:p>
             <w:pPr>
-              <w:bidi/>
-              <w:jc w:val="center"/>
-              <w:spacing w:before="0" w:after="0"/>
               <w:keepNext/>
             </w:pPr>
             <w:r>
@@ -7634,6 +7175,7 @@
       <w:tr>
         <w:trPr>
           <w:cantSplit/>
+          <w:jc w:val="right"/>
         </w:trPr>
         <w:tc>
           <w:tcPr>
@@ -7641,20 +7183,15 @@
             <w:vAlign w:val="center"/>
           </w:tcPr>
           <w:p>
-            <w:pPr>
-              <w:bidi/>
-              <w:jc w:val="right"/>
-              <w:spacing w:before="0" w:after="0"/>
-            </w:pPr>
-            <w:r>
-              <w:rPr>
-                <w:rFonts w:cs="B Zar" w:hint="cs"/>
-                <w:sz w:val="26"/>
-                <w:szCs w:val="26"/>
-                <w:rtl/>
-                <w:lang w:bidi="fa-IR"/>
+            <w:r>
+              <w:rPr>
+                <w:rFonts w:cs="B Zar" w:hint="cs"/>
                 <w:b/>
                 <w:bCs/>
+                <w:sz w:val="26"/>
+                <w:szCs w:val="26"/>
+                <w:rtl/>
+                <w:lang w:bidi="fa-IR"/>
               </w:rPr>
               <w:t>جمع بخش</w:t>
             </w:r>
@@ -7666,20 +7203,15 @@
             <w:vAlign w:val="center"/>
           </w:tcPr>
           <w:p>
-            <w:pPr>
-              <w:bidi/>
-              <w:jc w:val="right"/>
-              <w:spacing w:before="0" w:after="0"/>
-            </w:pPr>
-            <w:r>
-              <w:rPr>
-                <w:rFonts w:cs="B Zar" w:hint="cs"/>
-                <w:sz w:val="26"/>
-                <w:szCs w:val="26"/>
-                <w:rtl/>
-                <w:lang w:bidi="fa-IR"/>
+            <w:r>
+              <w:rPr>
+                <w:rFonts w:cs="B Zar" w:hint="cs"/>
                 <w:b/>
                 <w:bCs/>
+                <w:sz w:val="26"/>
+                <w:szCs w:val="26"/>
+                <w:rtl/>
+                <w:lang w:bidi="fa-IR"/>
               </w:rPr>
               <w:t>کف آنتی‌استاتیک</w:t>
             </w:r>
@@ -7691,20 +7223,15 @@
             <w:vAlign w:val="center"/>
           </w:tcPr>
           <w:p>
-            <w:pPr>
-              <w:bidi/>
-              <w:jc w:val="center"/>
-              <w:spacing w:before="0" w:after="0"/>
-            </w:pPr>
-            <w:r>
-              <w:rPr>
-                <w:rFonts w:cs="B Zar" w:hint="cs"/>
-                <w:sz w:val="26"/>
-                <w:szCs w:val="26"/>
-                <w:rtl/>
-                <w:lang w:bidi="fa-IR"/>
+            <w:r>
+              <w:rPr>
+                <w:rFonts w:cs="B Zar" w:hint="cs"/>
                 <w:b/>
                 <w:bCs/>
+                <w:sz w:val="26"/>
+                <w:szCs w:val="26"/>
+                <w:rtl/>
+                <w:lang w:bidi="fa-IR"/>
               </w:rPr>
               <w:t>۴۳٫۵</w:t>
             </w:r>
@@ -7714,6 +7241,7 @@
       <w:tr>
         <w:trPr>
           <w:cantSplit/>
+          <w:jc w:val="right"/>
         </w:trPr>
         <w:tc>
           <w:tcPr>
@@ -7722,9 +7250,6 @@
           </w:tcPr>
           <w:p>
             <w:pPr>
-              <w:bidi/>
-              <w:jc w:val="right"/>
-              <w:spacing w:before="0" w:after="0"/>
               <w:keepNext/>
             </w:pPr>
             <w:r>
@@ -7735,6 +7260,7 @@
                 <w:rtl/>
                 <w:lang w:bidi="fa-IR"/>
               </w:rPr>
+              <w:lastRenderedPageBreak/>
               <w:t>دوربین و کنترل در</w:t>
             </w:r>
           </w:p>
@@ -7746,9 +7272,6 @@
           </w:tcPr>
           <w:p>
             <w:pPr>
-              <w:bidi/>
-              <w:jc w:val="right"/>
-              <w:spacing w:before="0" w:after="0"/>
               <w:keepNext/>
             </w:pPr>
             <w:r>
@@ -7770,9 +7293,6 @@
           </w:tcPr>
           <w:p>
             <w:pPr>
-              <w:bidi/>
-              <w:jc w:val="center"/>
-              <w:spacing w:before="0" w:after="0"/>
               <w:keepNext/>
             </w:pPr>
             <w:r>
@@ -7791,6 +7311,7 @@
       <w:tr>
         <w:trPr>
           <w:cantSplit/>
+          <w:jc w:val="right"/>
         </w:trPr>
         <w:tc>
           <w:tcPr>
@@ -7799,21 +7320,8 @@
           </w:tcPr>
           <w:p>
             <w:pPr>
-              <w:bidi/>
-              <w:jc w:val="right"/>
-              <w:spacing w:before="0" w:after="0"/>
               <w:keepNext/>
             </w:pPr>
-            <w:r>
-              <w:rPr>
-                <w:rFonts w:cs="B Zar" w:hint="cs"/>
-                <w:sz w:val="26"/>
-                <w:szCs w:val="26"/>
-                <w:rtl/>
-                <w:lang w:bidi="fa-IR"/>
-              </w:rPr>
-              <w:t/>
-            </w:r>
           </w:p>
         </w:tc>
         <w:tc>
@@ -7823,9 +7331,6 @@
           </w:tcPr>
           <w:p>
             <w:pPr>
-              <w:bidi/>
-              <w:jc w:val="right"/>
-              <w:spacing w:before="0" w:after="0"/>
               <w:keepNext/>
             </w:pPr>
             <w:r>
@@ -7847,9 +7352,6 @@
           </w:tcPr>
           <w:p>
             <w:pPr>
-              <w:bidi/>
-              <w:jc w:val="center"/>
-              <w:spacing w:before="0" w:after="0"/>
               <w:keepNext/>
             </w:pPr>
             <w:r>
@@ -7868,6 +7370,7 @@
       <w:tr>
         <w:trPr>
           <w:cantSplit/>
+          <w:jc w:val="right"/>
         </w:trPr>
         <w:tc>
           <w:tcPr>
@@ -7876,21 +7379,8 @@
           </w:tcPr>
           <w:p>
             <w:pPr>
-              <w:bidi/>
-              <w:jc w:val="right"/>
-              <w:spacing w:before="0" w:after="0"/>
               <w:keepNext/>
             </w:pPr>
-            <w:r>
-              <w:rPr>
-                <w:rFonts w:cs="B Zar" w:hint="cs"/>
-                <w:sz w:val="26"/>
-                <w:szCs w:val="26"/>
-                <w:rtl/>
-                <w:lang w:bidi="fa-IR"/>
-              </w:rPr>
-              <w:t/>
-            </w:r>
           </w:p>
         </w:tc>
         <w:tc>
@@ -7900,9 +7390,6 @@
           </w:tcPr>
           <w:p>
             <w:pPr>
-              <w:bidi/>
-              <w:jc w:val="right"/>
-              <w:spacing w:before="0" w:after="0"/>
               <w:keepNext/>
             </w:pPr>
             <w:r>
@@ -7924,9 +7411,6 @@
           </w:tcPr>
           <w:p>
             <w:pPr>
-              <w:bidi/>
-              <w:jc w:val="center"/>
-              <w:spacing w:before="0" w:after="0"/>
               <w:keepNext/>
             </w:pPr>
             <w:r>
@@ -7945,6 +7429,7 @@
       <w:tr>
         <w:trPr>
           <w:cantSplit/>
+          <w:jc w:val="right"/>
         </w:trPr>
         <w:tc>
           <w:tcPr>
@@ -7953,21 +7438,8 @@
           </w:tcPr>
           <w:p>
             <w:pPr>
-              <w:bidi/>
-              <w:jc w:val="right"/>
-              <w:spacing w:before="0" w:after="0"/>
               <w:keepNext/>
             </w:pPr>
-            <w:r>
-              <w:rPr>
-                <w:rFonts w:cs="B Zar" w:hint="cs"/>
-                <w:sz w:val="26"/>
-                <w:szCs w:val="26"/>
-                <w:rtl/>
-                <w:lang w:bidi="fa-IR"/>
-              </w:rPr>
-              <w:t/>
-            </w:r>
           </w:p>
         </w:tc>
         <w:tc>
@@ -7977,9 +7449,6 @@
           </w:tcPr>
           <w:p>
             <w:pPr>
-              <w:bidi/>
-              <w:jc w:val="right"/>
-              <w:spacing w:before="0" w:after="0"/>
               <w:keepNext/>
             </w:pPr>
             <w:r>
@@ -8001,9 +7470,6 @@
           </w:tcPr>
           <w:p>
             <w:pPr>
-              <w:bidi/>
-              <w:jc w:val="center"/>
-              <w:spacing w:before="0" w:after="0"/>
               <w:keepNext/>
             </w:pPr>
             <w:r>
@@ -8022,6 +7488,7 @@
       <w:tr>
         <w:trPr>
           <w:cantSplit/>
+          <w:jc w:val="right"/>
         </w:trPr>
         <w:tc>
           <w:tcPr>
@@ -8029,20 +7496,15 @@
             <w:vAlign w:val="center"/>
           </w:tcPr>
           <w:p>
-            <w:pPr>
-              <w:bidi/>
-              <w:jc w:val="right"/>
-              <w:spacing w:before="0" w:after="0"/>
-            </w:pPr>
-            <w:r>
-              <w:rPr>
-                <w:rFonts w:cs="B Zar" w:hint="cs"/>
-                <w:sz w:val="26"/>
-                <w:szCs w:val="26"/>
-                <w:rtl/>
-                <w:lang w:bidi="fa-IR"/>
+            <w:r>
+              <w:rPr>
+                <w:rFonts w:cs="B Zar" w:hint="cs"/>
                 <w:b/>
                 <w:bCs/>
+                <w:sz w:val="26"/>
+                <w:szCs w:val="26"/>
+                <w:rtl/>
+                <w:lang w:bidi="fa-IR"/>
               </w:rPr>
               <w:t>جمع بخش</w:t>
             </w:r>
@@ -8054,20 +7516,15 @@
             <w:vAlign w:val="center"/>
           </w:tcPr>
           <w:p>
-            <w:pPr>
-              <w:bidi/>
-              <w:jc w:val="right"/>
-              <w:spacing w:before="0" w:after="0"/>
-            </w:pPr>
-            <w:r>
-              <w:rPr>
-                <w:rFonts w:cs="B Zar" w:hint="cs"/>
-                <w:sz w:val="26"/>
-                <w:szCs w:val="26"/>
-                <w:rtl/>
-                <w:lang w:bidi="fa-IR"/>
+            <w:r>
+              <w:rPr>
+                <w:rFonts w:cs="B Zar" w:hint="cs"/>
                 <w:b/>
                 <w:bCs/>
+                <w:sz w:val="26"/>
+                <w:szCs w:val="26"/>
+                <w:rtl/>
+                <w:lang w:bidi="fa-IR"/>
               </w:rPr>
               <w:t>دوربین و کنترل در</w:t>
             </w:r>
@@ -8079,20 +7536,15 @@
             <w:vAlign w:val="center"/>
           </w:tcPr>
           <w:p>
-            <w:pPr>
-              <w:bidi/>
-              <w:jc w:val="center"/>
-              <w:spacing w:before="0" w:after="0"/>
-            </w:pPr>
-            <w:r>
-              <w:rPr>
-                <w:rFonts w:cs="B Zar" w:hint="cs"/>
-                <w:sz w:val="26"/>
-                <w:szCs w:val="26"/>
-                <w:rtl/>
-                <w:lang w:bidi="fa-IR"/>
+            <w:r>
+              <w:rPr>
+                <w:rFonts w:cs="B Zar" w:hint="cs"/>
                 <w:b/>
                 <w:bCs/>
+                <w:sz w:val="26"/>
+                <w:szCs w:val="26"/>
+                <w:rtl/>
+                <w:lang w:bidi="fa-IR"/>
               </w:rPr>
               <w:t>۲۵۹٫۵۷۶</w:t>
             </w:r>
@@ -8102,6 +7554,7 @@
       <w:tr>
         <w:trPr>
           <w:cantSplit/>
+          <w:jc w:val="right"/>
         </w:trPr>
         <w:tc>
           <w:tcPr>
@@ -8110,9 +7563,6 @@
           </w:tcPr>
           <w:p>
             <w:pPr>
-              <w:bidi/>
-              <w:jc w:val="right"/>
-              <w:spacing w:before="0" w:after="0"/>
               <w:keepNext/>
             </w:pPr>
             <w:r>
@@ -8134,9 +7584,6 @@
           </w:tcPr>
           <w:p>
             <w:pPr>
-              <w:bidi/>
-              <w:jc w:val="right"/>
-              <w:spacing w:before="0" w:after="0"/>
               <w:keepNext/>
             </w:pPr>
             <w:r>
@@ -8158,9 +7605,6 @@
           </w:tcPr>
           <w:p>
             <w:pPr>
-              <w:bidi/>
-              <w:jc w:val="center"/>
-              <w:spacing w:before="0" w:after="0"/>
               <w:keepNext/>
             </w:pPr>
             <w:r>
@@ -8179,6 +7623,7 @@
       <w:tr>
         <w:trPr>
           <w:cantSplit/>
+          <w:jc w:val="right"/>
         </w:trPr>
         <w:tc>
           <w:tcPr>
@@ -8187,21 +7632,8 @@
           </w:tcPr>
           <w:p>
             <w:pPr>
-              <w:bidi/>
-              <w:jc w:val="right"/>
-              <w:spacing w:before="0" w:after="0"/>
               <w:keepNext/>
             </w:pPr>
-            <w:r>
-              <w:rPr>
-                <w:rFonts w:cs="B Zar" w:hint="cs"/>
-                <w:sz w:val="26"/>
-                <w:szCs w:val="26"/>
-                <w:rtl/>
-                <w:lang w:bidi="fa-IR"/>
-              </w:rPr>
-              <w:t/>
-            </w:r>
           </w:p>
         </w:tc>
         <w:tc>
@@ -8211,9 +7643,6 @@
           </w:tcPr>
           <w:p>
             <w:pPr>
-              <w:bidi/>
-              <w:jc w:val="right"/>
-              <w:spacing w:before="0" w:after="0"/>
               <w:keepNext/>
             </w:pPr>
             <w:r>
@@ -8235,9 +7664,6 @@
           </w:tcPr>
           <w:p>
             <w:pPr>
-              <w:bidi/>
-              <w:jc w:val="center"/>
-              <w:spacing w:before="0" w:after="0"/>
               <w:keepNext/>
             </w:pPr>
             <w:r>
@@ -8256,6 +7682,7 @@
       <w:tr>
         <w:trPr>
           <w:cantSplit/>
+          <w:jc w:val="right"/>
         </w:trPr>
         <w:tc>
           <w:tcPr>
@@ -8264,21 +7691,8 @@
           </w:tcPr>
           <w:p>
             <w:pPr>
-              <w:bidi/>
-              <w:jc w:val="right"/>
-              <w:spacing w:before="0" w:after="0"/>
               <w:keepNext/>
             </w:pPr>
-            <w:r>
-              <w:rPr>
-                <w:rFonts w:cs="B Zar" w:hint="cs"/>
-                <w:sz w:val="26"/>
-                <w:szCs w:val="26"/>
-                <w:rtl/>
-                <w:lang w:bidi="fa-IR"/>
-              </w:rPr>
-              <w:t/>
-            </w:r>
           </w:p>
         </w:tc>
         <w:tc>
@@ -8288,9 +7702,6 @@
           </w:tcPr>
           <w:p>
             <w:pPr>
-              <w:bidi/>
-              <w:jc w:val="right"/>
-              <w:spacing w:before="0" w:after="0"/>
               <w:keepNext/>
             </w:pPr>
             <w:r>
@@ -8312,9 +7723,6 @@
           </w:tcPr>
           <w:p>
             <w:pPr>
-              <w:bidi/>
-              <w:jc w:val="center"/>
-              <w:spacing w:before="0" w:after="0"/>
               <w:keepNext/>
             </w:pPr>
             <w:r>
@@ -8333,6 +7741,7 @@
       <w:tr>
         <w:trPr>
           <w:cantSplit/>
+          <w:jc w:val="right"/>
         </w:trPr>
         <w:tc>
           <w:tcPr>
@@ -8340,20 +7749,15 @@
             <w:vAlign w:val="center"/>
           </w:tcPr>
           <w:p>
-            <w:pPr>
-              <w:bidi/>
-              <w:jc w:val="right"/>
-              <w:spacing w:before="0" w:after="0"/>
-            </w:pPr>
-            <w:r>
-              <w:rPr>
-                <w:rFonts w:cs="B Zar" w:hint="cs"/>
-                <w:sz w:val="26"/>
-                <w:szCs w:val="26"/>
-                <w:rtl/>
-                <w:lang w:bidi="fa-IR"/>
+            <w:r>
+              <w:rPr>
+                <w:rFonts w:cs="B Zar" w:hint="cs"/>
                 <w:b/>
                 <w:bCs/>
+                <w:sz w:val="26"/>
+                <w:szCs w:val="26"/>
+                <w:rtl/>
+                <w:lang w:bidi="fa-IR"/>
               </w:rPr>
               <w:t>جمع بخش</w:t>
             </w:r>
@@ -8365,20 +7769,15 @@
             <w:vAlign w:val="center"/>
           </w:tcPr>
           <w:p>
-            <w:pPr>
-              <w:bidi/>
-              <w:jc w:val="right"/>
-              <w:spacing w:before="0" w:after="0"/>
-            </w:pPr>
-            <w:r>
-              <w:rPr>
-                <w:rFonts w:cs="B Zar" w:hint="cs"/>
-                <w:sz w:val="26"/>
-                <w:szCs w:val="26"/>
-                <w:rtl/>
-                <w:lang w:bidi="fa-IR"/>
+            <w:r>
+              <w:rPr>
+                <w:rFonts w:cs="B Zar" w:hint="cs"/>
                 <w:b/>
                 <w:bCs/>
+                <w:sz w:val="26"/>
+                <w:szCs w:val="26"/>
+                <w:rtl/>
+                <w:lang w:bidi="fa-IR"/>
               </w:rPr>
               <w:t>اعلام دود</w:t>
             </w:r>
@@ -8390,20 +7789,15 @@
             <w:vAlign w:val="center"/>
           </w:tcPr>
           <w:p>
-            <w:pPr>
-              <w:bidi/>
-              <w:jc w:val="center"/>
-              <w:spacing w:before="0" w:after="0"/>
-            </w:pPr>
-            <w:r>
-              <w:rPr>
-                <w:rFonts w:cs="B Zar" w:hint="cs"/>
-                <w:sz w:val="26"/>
-                <w:szCs w:val="26"/>
-                <w:rtl/>
-                <w:lang w:bidi="fa-IR"/>
+            <w:r>
+              <w:rPr>
+                <w:rFonts w:cs="B Zar" w:hint="cs"/>
                 <w:b/>
                 <w:bCs/>
+                <w:sz w:val="26"/>
+                <w:szCs w:val="26"/>
+                <w:rtl/>
+                <w:lang w:bidi="fa-IR"/>
               </w:rPr>
               <w:t>۲۵٫۵۴۷۳</w:t>
             </w:r>
@@ -8413,6 +7807,7 @@
       <w:tr>
         <w:trPr>
           <w:cantSplit/>
+          <w:jc w:val="right"/>
         </w:trPr>
         <w:tc>
           <w:tcPr>
@@ -8421,9 +7816,6 @@
           </w:tcPr>
           <w:p>
             <w:pPr>
-              <w:bidi/>
-              <w:jc w:val="right"/>
-              <w:spacing w:before="0" w:after="0"/>
               <w:keepNext/>
             </w:pPr>
             <w:r>
@@ -8445,9 +7837,6 @@
           </w:tcPr>
           <w:p>
             <w:pPr>
-              <w:bidi/>
-              <w:jc w:val="right"/>
-              <w:spacing w:before="0" w:after="0"/>
               <w:keepNext/>
             </w:pPr>
             <w:r>
@@ -8469,9 +7858,6 @@
           </w:tcPr>
           <w:p>
             <w:pPr>
-              <w:bidi/>
-              <w:jc w:val="center"/>
-              <w:spacing w:before="0" w:after="0"/>
               <w:keepNext/>
             </w:pPr>
             <w:r>
@@ -8490,6 +7876,7 @@
       <w:tr>
         <w:trPr>
           <w:cantSplit/>
+          <w:jc w:val="right"/>
         </w:trPr>
         <w:tc>
           <w:tcPr>
@@ -8498,21 +7885,8 @@
           </w:tcPr>
           <w:p>
             <w:pPr>
-              <w:bidi/>
-              <w:jc w:val="right"/>
-              <w:spacing w:before="0" w:after="0"/>
               <w:keepNext/>
             </w:pPr>
-            <w:r>
-              <w:rPr>
-                <w:rFonts w:cs="B Zar" w:hint="cs"/>
-                <w:sz w:val="26"/>
-                <w:szCs w:val="26"/>
-                <w:rtl/>
-                <w:lang w:bidi="fa-IR"/>
-              </w:rPr>
-              <w:t/>
-            </w:r>
           </w:p>
         </w:tc>
         <w:tc>
@@ -8522,9 +7896,6 @@
           </w:tcPr>
           <w:p>
             <w:pPr>
-              <w:bidi/>
-              <w:jc w:val="right"/>
-              <w:spacing w:before="0" w:after="0"/>
               <w:keepNext/>
             </w:pPr>
             <w:r>
@@ -8546,9 +7917,6 @@
           </w:tcPr>
           <w:p>
             <w:pPr>
-              <w:bidi/>
-              <w:jc w:val="center"/>
-              <w:spacing w:before="0" w:after="0"/>
               <w:keepNext/>
             </w:pPr>
             <w:r>
@@ -8567,6 +7935,7 @@
       <w:tr>
         <w:trPr>
           <w:cantSplit/>
+          <w:jc w:val="right"/>
         </w:trPr>
         <w:tc>
           <w:tcPr>
@@ -8575,21 +7944,8 @@
           </w:tcPr>
           <w:p>
             <w:pPr>
-              <w:bidi/>
-              <w:jc w:val="right"/>
-              <w:spacing w:before="0" w:after="0"/>
               <w:keepNext/>
             </w:pPr>
-            <w:r>
-              <w:rPr>
-                <w:rFonts w:cs="B Zar" w:hint="cs"/>
-                <w:sz w:val="26"/>
-                <w:szCs w:val="26"/>
-                <w:rtl/>
-                <w:lang w:bidi="fa-IR"/>
-              </w:rPr>
-              <w:t/>
-            </w:r>
           </w:p>
         </w:tc>
         <w:tc>
@@ -8599,9 +7955,6 @@
           </w:tcPr>
           <w:p>
             <w:pPr>
-              <w:bidi/>
-              <w:jc w:val="right"/>
-              <w:spacing w:before="0" w:after="0"/>
               <w:keepNext/>
             </w:pPr>
             <w:r>
@@ -8623,9 +7976,6 @@
           </w:tcPr>
           <w:p>
             <w:pPr>
-              <w:bidi/>
-              <w:jc w:val="center"/>
-              <w:spacing w:before="0" w:after="0"/>
               <w:keepNext/>
             </w:pPr>
             <w:r>
@@ -8644,6 +7994,7 @@
       <w:tr>
         <w:trPr>
           <w:cantSplit/>
+          <w:jc w:val="right"/>
         </w:trPr>
         <w:tc>
           <w:tcPr>
@@ -8652,21 +8003,8 @@
           </w:tcPr>
           <w:p>
             <w:pPr>
-              <w:bidi/>
-              <w:jc w:val="right"/>
-              <w:spacing w:before="0" w:after="0"/>
               <w:keepNext/>
             </w:pPr>
-            <w:r>
-              <w:rPr>
-                <w:rFonts w:cs="B Zar" w:hint="cs"/>
-                <w:sz w:val="26"/>
-                <w:szCs w:val="26"/>
-                <w:rtl/>
-                <w:lang w:bidi="fa-IR"/>
-              </w:rPr>
-              <w:t/>
-            </w:r>
           </w:p>
         </w:tc>
         <w:tc>
@@ -8676,9 +8014,6 @@
           </w:tcPr>
           <w:p>
             <w:pPr>
-              <w:bidi/>
-              <w:jc w:val="right"/>
-              <w:spacing w:before="0" w:after="0"/>
               <w:keepNext/>
             </w:pPr>
             <w:r>
@@ -8700,9 +8035,6 @@
           </w:tcPr>
           <w:p>
             <w:pPr>
-              <w:bidi/>
-              <w:jc w:val="center"/>
-              <w:spacing w:before="0" w:after="0"/>
               <w:keepNext/>
             </w:pPr>
             <w:r>
@@ -8721,6 +8053,7 @@
       <w:tr>
         <w:trPr>
           <w:cantSplit/>
+          <w:jc w:val="right"/>
         </w:trPr>
         <w:tc>
           <w:tcPr>
@@ -8728,20 +8061,15 @@
             <w:vAlign w:val="center"/>
           </w:tcPr>
           <w:p>
-            <w:pPr>
-              <w:bidi/>
-              <w:jc w:val="right"/>
-              <w:spacing w:before="0" w:after="0"/>
-            </w:pPr>
-            <w:r>
-              <w:rPr>
-                <w:rFonts w:cs="B Zar" w:hint="cs"/>
-                <w:sz w:val="26"/>
-                <w:szCs w:val="26"/>
-                <w:rtl/>
-                <w:lang w:bidi="fa-IR"/>
+            <w:r>
+              <w:rPr>
+                <w:rFonts w:cs="B Zar" w:hint="cs"/>
                 <w:b/>
                 <w:bCs/>
+                <w:sz w:val="26"/>
+                <w:szCs w:val="26"/>
+                <w:rtl/>
+                <w:lang w:bidi="fa-IR"/>
               </w:rPr>
               <w:t>جمع بخش</w:t>
             </w:r>
@@ -8753,20 +8081,15 @@
             <w:vAlign w:val="center"/>
           </w:tcPr>
           <w:p>
-            <w:pPr>
-              <w:bidi/>
-              <w:jc w:val="right"/>
-              <w:spacing w:before="0" w:after="0"/>
-            </w:pPr>
-            <w:r>
-              <w:rPr>
-                <w:rFonts w:cs="B Zar" w:hint="cs"/>
-                <w:sz w:val="26"/>
-                <w:szCs w:val="26"/>
-                <w:rtl/>
-                <w:lang w:bidi="fa-IR"/>
+            <w:r>
+              <w:rPr>
+                <w:rFonts w:cs="B Zar" w:hint="cs"/>
                 <w:b/>
                 <w:bCs/>
+                <w:sz w:val="26"/>
+                <w:szCs w:val="26"/>
+                <w:rtl/>
+                <w:lang w:bidi="fa-IR"/>
               </w:rPr>
               <w:t>اطفای مخزنی</w:t>
             </w:r>
@@ -8778,20 +8101,15 @@
             <w:vAlign w:val="center"/>
           </w:tcPr>
           <w:p>
-            <w:pPr>
-              <w:bidi/>
-              <w:jc w:val="center"/>
-              <w:spacing w:before="0" w:after="0"/>
-            </w:pPr>
-            <w:r>
-              <w:rPr>
-                <w:rFonts w:cs="B Zar" w:hint="cs"/>
-                <w:sz w:val="26"/>
-                <w:szCs w:val="26"/>
-                <w:rtl/>
-                <w:lang w:bidi="fa-IR"/>
+            <w:r>
+              <w:rPr>
+                <w:rFonts w:cs="B Zar" w:hint="cs"/>
                 <w:b/>
                 <w:bCs/>
+                <w:sz w:val="26"/>
+                <w:szCs w:val="26"/>
+                <w:rtl/>
+                <w:lang w:bidi="fa-IR"/>
               </w:rPr>
               <w:t>۱۱۳۴</w:t>
             </w:r>
@@ -8801,6 +8119,7 @@
       <w:tr>
         <w:trPr>
           <w:cantSplit/>
+          <w:jc w:val="right"/>
         </w:trPr>
         <w:tc>
           <w:tcPr>
@@ -8808,20 +8127,15 @@
             <w:vAlign w:val="center"/>
           </w:tcPr>
           <w:p>
-            <w:pPr>
-              <w:bidi/>
-              <w:jc w:val="right"/>
-              <w:spacing w:before="0" w:after="0"/>
-            </w:pPr>
-            <w:r>
-              <w:rPr>
-                <w:rFonts w:cs="B Zar" w:hint="cs"/>
-                <w:sz w:val="26"/>
-                <w:szCs w:val="26"/>
-                <w:rtl/>
-                <w:lang w:bidi="fa-IR"/>
+            <w:r>
+              <w:rPr>
+                <w:rFonts w:cs="B Zar" w:hint="cs"/>
                 <w:b/>
                 <w:bCs/>
+                <w:sz w:val="26"/>
+                <w:szCs w:val="26"/>
+                <w:rtl/>
+                <w:lang w:bidi="fa-IR"/>
               </w:rPr>
               <w:t>جمع هفت بخش</w:t>
             </w:r>
@@ -8833,20 +8147,15 @@
             <w:vAlign w:val="center"/>
           </w:tcPr>
           <w:p>
-            <w:pPr>
-              <w:bidi/>
-              <w:jc w:val="right"/>
-              <w:spacing w:before="0" w:after="0"/>
-            </w:pPr>
-            <w:r>
-              <w:rPr>
-                <w:rFonts w:cs="B Zar" w:hint="cs"/>
-                <w:sz w:val="26"/>
-                <w:szCs w:val="26"/>
-                <w:rtl/>
-                <w:lang w:bidi="fa-IR"/>
+            <w:r>
+              <w:rPr>
+                <w:rFonts w:cs="B Zar" w:hint="cs"/>
                 <w:b/>
                 <w:bCs/>
+                <w:sz w:val="26"/>
+                <w:szCs w:val="26"/>
+                <w:rtl/>
+                <w:lang w:bidi="fa-IR"/>
               </w:rPr>
               <w:t>بدون UPS؛ برآورد ناخالص</w:t>
             </w:r>
@@ -8858,20 +8167,15 @@
             <w:vAlign w:val="center"/>
           </w:tcPr>
           <w:p>
-            <w:pPr>
-              <w:bidi/>
-              <w:jc w:val="center"/>
-              <w:spacing w:before="0" w:after="0"/>
-            </w:pPr>
-            <w:r>
-              <w:rPr>
-                <w:rFonts w:cs="B Zar" w:hint="cs"/>
-                <w:sz w:val="26"/>
-                <w:szCs w:val="26"/>
-                <w:rtl/>
-                <w:lang w:bidi="fa-IR"/>
+            <w:r>
+              <w:rPr>
+                <w:rFonts w:cs="B Zar" w:hint="cs"/>
                 <w:b/>
                 <w:bCs/>
+                <w:sz w:val="26"/>
+                <w:szCs w:val="26"/>
+                <w:rtl/>
+                <w:lang w:bidi="fa-IR"/>
               </w:rPr>
               <w:t>۲۰۱۱٫۶۳۶۸</w:t>
             </w:r>
@@ -8881,6 +8185,7 @@
       <w:tr>
         <w:trPr>
           <w:cantSplit/>
+          <w:jc w:val="right"/>
         </w:trPr>
         <w:tc>
           <w:tcPr>
@@ -8888,20 +8193,15 @@
             <w:vAlign w:val="center"/>
           </w:tcPr>
           <w:p>
-            <w:pPr>
-              <w:bidi/>
-              <w:jc w:val="right"/>
-              <w:spacing w:before="0" w:after="0"/>
-            </w:pPr>
-            <w:r>
-              <w:rPr>
-                <w:rFonts w:cs="B Zar" w:hint="cs"/>
-                <w:sz w:val="26"/>
-                <w:szCs w:val="26"/>
-                <w:rtl/>
-                <w:lang w:bidi="fa-IR"/>
+            <w:r>
+              <w:rPr>
+                <w:rFonts w:cs="B Zar" w:hint="cs"/>
                 <w:b/>
                 <w:bCs/>
+                <w:sz w:val="26"/>
+                <w:szCs w:val="26"/>
+                <w:rtl/>
+                <w:lang w:bidi="fa-IR"/>
               </w:rPr>
               <w:t>جمع هشت بخش</w:t>
             </w:r>
@@ -8913,20 +8213,15 @@
             <w:vAlign w:val="center"/>
           </w:tcPr>
           <w:p>
-            <w:pPr>
-              <w:bidi/>
-              <w:jc w:val="right"/>
-              <w:spacing w:before="0" w:after="0"/>
-            </w:pPr>
-            <w:r>
-              <w:rPr>
-                <w:rFonts w:cs="B Zar" w:hint="cs"/>
-                <w:sz w:val="26"/>
-                <w:szCs w:val="26"/>
-                <w:rtl/>
-                <w:lang w:bidi="fa-IR"/>
+            <w:r>
+              <w:rPr>
+                <w:rFonts w:cs="B Zar" w:hint="cs"/>
                 <w:b/>
                 <w:bCs/>
+                <w:sz w:val="26"/>
+                <w:szCs w:val="26"/>
+                <w:rtl/>
+                <w:lang w:bidi="fa-IR"/>
               </w:rPr>
               <w:t>با مرجع UPS پانزده‌دقیقه‌ای؛ فقط مقایسه</w:t>
             </w:r>
@@ -8938,179 +8233,17 @@
             <w:vAlign w:val="center"/>
           </w:tcPr>
           <w:p>
-            <w:pPr>
-              <w:bidi/>
-              <w:jc w:val="center"/>
-              <w:spacing w:before="0" w:after="0"/>
-            </w:pPr>
-            <w:r>
-              <w:rPr>
-                <w:rFonts w:cs="B Zar" w:hint="cs"/>
-                <w:sz w:val="26"/>
-                <w:szCs w:val="26"/>
-                <w:rtl/>
-                <w:lang w:bidi="fa-IR"/>
+            <w:r>
+              <w:rPr>
+                <w:rFonts w:cs="B Zar" w:hint="cs"/>
                 <w:b/>
                 <w:bCs/>
+                <w:sz w:val="26"/>
+                <w:szCs w:val="26"/>
+                <w:rtl/>
+                <w:lang w:bidi="fa-IR"/>
               </w:rPr>
               <w:t>۱۲۰۳۱٫۶۳۶۸</w:t>
-            </w:r>
-          </w:p>
-        </w:tc>
-      </w:tr>
-      <w:tr>
-        <w:trPr>
-          <w:cantSplit/>
-        </w:trPr>
-        <w:tc>
-          <w:tcPr>
-            <w:tcW w:w="2100" w:type="dxa"/>
-            <w:vAlign w:val="center"/>
-          </w:tcPr>
-          <w:p>
-            <w:pPr>
-              <w:bidi/>
-              <w:jc w:val="right"/>
-              <w:spacing w:before="0" w:after="0"/>
-              <w:keepNext/>
-            </w:pPr>
-            <w:r>
-              <w:rPr>
-                <w:rFonts w:cs="B Zar" w:hint="cs"/>
-                <w:sz w:val="26"/>
-                <w:szCs w:val="26"/>
-                <w:rtl/>
-                <w:lang w:bidi="fa-IR"/>
-              </w:rPr>
-              <w:t>هدف UPS</w:t>
-            </w:r>
-          </w:p>
-        </w:tc>
-        <w:tc>
-          <w:tcPr>
-            <w:tcW w:w="5900" w:type="dxa"/>
-            <w:vAlign w:val="center"/>
-          </w:tcPr>
-          <w:p>
-            <w:pPr>
-              <w:bidi/>
-              <w:jc w:val="right"/>
-              <w:spacing w:before="0" w:after="0"/>
-              <w:keepNext/>
-            </w:pPr>
-            <w:r>
-              <w:rPr>
-                <w:rFonts w:cs="B Zar" w:hint="cs"/>
-                <w:sz w:val="26"/>
-                <w:szCs w:val="26"/>
-                <w:rtl/>
-                <w:lang w:bidi="fa-IR"/>
-              </w:rPr>
-              <w:t>دو ساعت پشتیبانی؛ جایگزین مرجع، قیمت نامعلوم</w:t>
-            </w:r>
-          </w:p>
-        </w:tc>
-        <w:tc>
-          <w:tcPr>
-            <w:tcW w:w="1870" w:type="dxa"/>
-            <w:vAlign w:val="center"/>
-          </w:tcPr>
-          <w:p>
-            <w:pPr>
-              <w:bidi/>
-              <w:jc w:val="center"/>
-              <w:spacing w:before="0" w:after="0"/>
-              <w:keepNext/>
-            </w:pPr>
-            <w:r>
-              <w:rPr>
-                <w:rFonts w:cs="B Zar" w:hint="cs"/>
-                <w:sz w:val="26"/>
-                <w:szCs w:val="26"/>
-                <w:rtl/>
-                <w:lang w:bidi="fa-IR"/>
-              </w:rPr>
-              <w:t>-</w:t>
-            </w:r>
-          </w:p>
-        </w:tc>
-      </w:tr>
-      <w:tr>
-        <w:trPr>
-          <w:cantSplit/>
-        </w:trPr>
-        <w:tc>
-          <w:tcPr>
-            <w:tcW w:w="2100" w:type="dxa"/>
-            <w:vAlign w:val="center"/>
-          </w:tcPr>
-          <w:p>
-            <w:pPr>
-              <w:bidi/>
-              <w:jc w:val="right"/>
-              <w:spacing w:before="0" w:after="0"/>
-            </w:pPr>
-            <w:r>
-              <w:rPr>
-                <w:rFonts w:cs="B Zar" w:hint="cs"/>
-                <w:sz w:val="26"/>
-                <w:szCs w:val="26"/>
-                <w:rtl/>
-                <w:lang w:bidi="fa-IR"/>
-                <w:b/>
-                <w:bCs/>
-              </w:rPr>
-              <w:t>جمع طرح دو ساعته</w:t>
-            </w:r>
-          </w:p>
-        </w:tc>
-        <w:tc>
-          <w:tcPr>
-            <w:tcW w:w="5900" w:type="dxa"/>
-            <w:vAlign w:val="center"/>
-          </w:tcPr>
-          <w:p>
-            <w:pPr>
-              <w:bidi/>
-              <w:jc w:val="right"/>
-              <w:spacing w:before="0" w:after="0"/>
-            </w:pPr>
-            <w:r>
-              <w:rPr>
-                <w:rFonts w:cs="B Zar" w:hint="cs"/>
-                <w:sz w:val="26"/>
-                <w:szCs w:val="26"/>
-                <w:rtl/>
-                <w:lang w:bidi="fa-IR"/>
-                <w:b/>
-                <w:bCs/>
-              </w:rPr>
-              <w:t>با UPS نهایی و اقلام خارج از جدول؛ هنوز قیمت ندارد</w:t>
-            </w:r>
-          </w:p>
-        </w:tc>
-        <w:tc>
-          <w:tcPr>
-            <w:tcW w:w="1870" w:type="dxa"/>
-            <w:vAlign w:val="center"/>
-          </w:tcPr>
-          <w:p>
-            <w:pPr>
-              <w:bidi/>
-              <w:jc w:val="center"/>
-              <w:spacing w:before="0" w:after="0"/>
-            </w:pPr>
-            <w:r>
-              <w:rPr>
-                <w:rFonts w:cs="B Zar" w:hint="cs"/>
-                <w:sz w:val="26"/>
-                <w:szCs w:val="26"/>
-                <w:rtl/>
-                <w:lang w:bidi="fa-IR"/>
-                <w:b/>
-                <w:bCs/>
-              </w:rPr>
-              <w:t>-</w:t>
             </w:r>
           </w:p>
         </w:tc>
@@ -9124,7 +8257,6 @@
           <w:szCs w:val="26"/>
           <w:lang w:bidi="fa-IR"/>
         </w:rPr>
-        <w:bidi/>
       </w:pPr>
       <w:r>
         <w:rPr>
@@ -9145,7 +8277,6 @@
           <w:szCs w:val="26"/>
           <w:lang w:bidi="fa-IR"/>
         </w:rPr>
-        <w:bidi/>
       </w:pPr>
       <w:r>
         <w:rPr>
@@ -9160,24 +8291,23 @@
     </w:p>
     <w:p>
       <w:pPr>
-        <w:rPr>
-          <w:rFonts w:cs="B Zar"/>
-          <w:sz w:val="26"/>
-          <w:szCs w:val="26"/>
-          <w:lang w:bidi="fa-IR"/>
-        </w:rPr>
-        <w:bidi/>
         <w:keepNext/>
-      </w:pPr>
-      <w:r>
-        <w:rPr>
-          <w:rFonts w:cs="B Zar" w:hint="cs"/>
-          <w:sz w:val="26"/>
-          <w:szCs w:val="26"/>
-          <w:rtl/>
-          <w:lang w:bidi="fa-IR"/>
+        <w:rPr>
+          <w:rFonts w:cs="B Zar"/>
+          <w:sz w:val="26"/>
+          <w:szCs w:val="26"/>
+          <w:lang w:bidi="fa-IR"/>
+        </w:rPr>
+      </w:pPr>
+      <w:r>
+        <w:rPr>
+          <w:rFonts w:cs="B Zar" w:hint="cs"/>
           <w:b/>
           <w:bCs/>
+          <w:sz w:val="26"/>
+          <w:szCs w:val="26"/>
+          <w:rtl/>
+          <w:lang w:bidi="fa-IR"/>
         </w:rPr>
         <w:t>برآورد فروش ماهانه</w:t>
       </w:r>
@@ -9190,7 +8320,6 @@
           <w:szCs w:val="26"/>
           <w:lang w:bidi="fa-IR"/>
         </w:rPr>
-        <w:bidi/>
       </w:pPr>
       <w:r>
         <w:rPr>
@@ -9207,22 +8336,22 @@
       <w:tblPr>
         <w:bidiVisual/>
         <w:tblW w:w="9870" w:type="dxa"/>
-        <w:jc w:val="right"/>
+        <w:tblBorders>
+          <w:top w:val="single" w:sz="4" w:space="0" w:color="000000"/>
+          <w:left w:val="single" w:sz="4" w:space="0" w:color="000000"/>
+          <w:bottom w:val="single" w:sz="4" w:space="0" w:color="000000"/>
+          <w:right w:val="single" w:sz="4" w:space="0" w:color="000000"/>
+          <w:insideH w:val="single" w:sz="4" w:space="0" w:color="000000"/>
+          <w:insideV w:val="single" w:sz="4" w:space="0" w:color="000000"/>
+        </w:tblBorders>
         <w:tblLayout w:type="fixed"/>
-        <w:tblBorders>
-          <w:top w:val="single" w:sz="4" w:color="000000"/>
-          <w:left w:val="single" w:sz="4" w:color="000000"/>
-          <w:bottom w:val="single" w:sz="4" w:color="000000"/>
-          <w:right w:val="single" w:sz="4" w:color="000000"/>
-          <w:insideH w:val="single" w:sz="4" w:color="000000"/>
-          <w:insideV w:val="single" w:sz="4" w:color="000000"/>
-        </w:tblBorders>
         <w:tblCellMar>
           <w:top w:w="45" w:type="dxa"/>
+          <w:left w:w="70" w:type="dxa"/>
           <w:bottom w:w="45" w:type="dxa"/>
-          <w:left w:w="70" w:type="dxa"/>
           <w:right w:w="70" w:type="dxa"/>
         </w:tblCellMar>
+        <w:tblLook w:val="04A0" w:firstRow="1" w:lastRow="0" w:firstColumn="1" w:lastColumn="0" w:noHBand="0" w:noVBand="1"/>
       </w:tblPr>
       <w:tblGrid>
         <w:gridCol w:w="3400"/>
@@ -9244,20 +8373,19 @@
           </w:tcPr>
           <w:p>
             <w:pPr>
-              <w:bidi/>
               <w:jc w:val="right"/>
-              <w:spacing w:before="0" w:after="0"/>
-            </w:pPr>
-            <w:r>
-              <w:rPr>
-                <w:rFonts w:cs="B Zar" w:hint="cs"/>
-                <w:sz w:val="26"/>
-                <w:szCs w:val="26"/>
-                <w:rtl/>
-                <w:lang w:bidi="fa-IR"/>
+            </w:pPr>
+            <w:r>
+              <w:rPr>
+                <w:rFonts w:cs="B Zar" w:hint="cs"/>
                 <w:b/>
                 <w:bCs/>
-              </w:rPr>
+                <w:sz w:val="26"/>
+                <w:szCs w:val="26"/>
+                <w:rtl/>
+                <w:lang w:bidi="fa-IR"/>
+              </w:rPr>
+              <w:lastRenderedPageBreak/>
               <w:t>خدمت</w:t>
             </w:r>
           </w:p>
@@ -9269,19 +8397,17 @@
           </w:tcPr>
           <w:p>
             <w:pPr>
-              <w:bidi/>
               <w:jc w:val="center"/>
-              <w:spacing w:before="0" w:after="0"/>
-            </w:pPr>
-            <w:r>
-              <w:rPr>
-                <w:rFonts w:cs="B Zar" w:hint="cs"/>
-                <w:sz w:val="26"/>
-                <w:szCs w:val="26"/>
-                <w:rtl/>
-                <w:lang w:bidi="fa-IR"/>
+            </w:pPr>
+            <w:r>
+              <w:rPr>
+                <w:rFonts w:cs="B Zar" w:hint="cs"/>
                 <w:b/>
                 <w:bCs/>
+                <w:sz w:val="26"/>
+                <w:szCs w:val="26"/>
+                <w:rtl/>
+                <w:lang w:bidi="fa-IR"/>
               </w:rPr>
               <w:t>تعداد هدف</w:t>
             </w:r>
@@ -9294,19 +8420,17 @@
           </w:tcPr>
           <w:p>
             <w:pPr>
-              <w:bidi/>
               <w:jc w:val="center"/>
-              <w:spacing w:before="0" w:after="0"/>
-            </w:pPr>
-            <w:r>
-              <w:rPr>
-                <w:rFonts w:cs="B Zar" w:hint="cs"/>
-                <w:sz w:val="26"/>
-                <w:szCs w:val="26"/>
-                <w:rtl/>
-                <w:lang w:bidi="fa-IR"/>
+            </w:pPr>
+            <w:r>
+              <w:rPr>
+                <w:rFonts w:cs="B Zar" w:hint="cs"/>
                 <w:b/>
                 <w:bCs/>
+                <w:sz w:val="26"/>
+                <w:szCs w:val="26"/>
+                <w:rtl/>
+                <w:lang w:bidi="fa-IR"/>
               </w:rPr>
               <w:t>قیمت واحد</w:t>
             </w:r>
@@ -9319,19 +8443,17 @@
           </w:tcPr>
           <w:p>
             <w:pPr>
-              <w:bidi/>
               <w:jc w:val="center"/>
-              <w:spacing w:before="0" w:after="0"/>
-            </w:pPr>
-            <w:r>
-              <w:rPr>
-                <w:rFonts w:cs="B Zar" w:hint="cs"/>
-                <w:sz w:val="26"/>
-                <w:szCs w:val="26"/>
-                <w:rtl/>
-                <w:lang w:bidi="fa-IR"/>
+            </w:pPr>
+            <w:r>
+              <w:rPr>
+                <w:rFonts w:cs="B Zar" w:hint="cs"/>
                 <w:b/>
                 <w:bCs/>
+                <w:sz w:val="26"/>
+                <w:szCs w:val="26"/>
+                <w:rtl/>
+                <w:lang w:bidi="fa-IR"/>
               </w:rPr>
               <w:t>فروش هدف</w:t>
             </w:r>
@@ -9344,19 +8466,17 @@
           </w:tcPr>
           <w:p>
             <w:pPr>
-              <w:bidi/>
               <w:jc w:val="center"/>
-              <w:spacing w:before="0" w:after="0"/>
-            </w:pPr>
-            <w:r>
-              <w:rPr>
-                <w:rFonts w:cs="B Zar" w:hint="cs"/>
-                <w:sz w:val="26"/>
-                <w:szCs w:val="26"/>
-                <w:rtl/>
-                <w:lang w:bidi="fa-IR"/>
+            </w:pPr>
+            <w:r>
+              <w:rPr>
+                <w:rFonts w:cs="B Zar" w:hint="cs"/>
                 <w:b/>
                 <w:bCs/>
+                <w:sz w:val="26"/>
+                <w:szCs w:val="26"/>
+                <w:rtl/>
+                <w:lang w:bidi="fa-IR"/>
               </w:rPr>
               <w:t>تعداد ضعیف</w:t>
             </w:r>
@@ -9369,19 +8489,17 @@
           </w:tcPr>
           <w:p>
             <w:pPr>
-              <w:bidi/>
               <w:jc w:val="center"/>
-              <w:spacing w:before="0" w:after="0"/>
-            </w:pPr>
-            <w:r>
-              <w:rPr>
-                <w:rFonts w:cs="B Zar" w:hint="cs"/>
-                <w:sz w:val="26"/>
-                <w:szCs w:val="26"/>
-                <w:rtl/>
-                <w:lang w:bidi="fa-IR"/>
+            </w:pPr>
+            <w:r>
+              <w:rPr>
+                <w:rFonts w:cs="B Zar" w:hint="cs"/>
                 <w:b/>
                 <w:bCs/>
+                <w:sz w:val="26"/>
+                <w:szCs w:val="26"/>
+                <w:rtl/>
+                <w:lang w:bidi="fa-IR"/>
               </w:rPr>
               <w:t>فروش ضعیف</w:t>
             </w:r>
@@ -9399,9 +8517,7 @@
           </w:tcPr>
           <w:p>
             <w:pPr>
-              <w:bidi/>
               <w:jc w:val="right"/>
-              <w:spacing w:before="0" w:after="0"/>
             </w:pPr>
             <w:r>
               <w:rPr>
@@ -9422,9 +8538,7 @@
           </w:tcPr>
           <w:p>
             <w:pPr>
-              <w:bidi/>
               <w:jc w:val="center"/>
-              <w:spacing w:before="0" w:after="0"/>
             </w:pPr>
             <w:r>
               <w:rPr>
@@ -9445,9 +8559,7 @@
           </w:tcPr>
           <w:p>
             <w:pPr>
-              <w:bidi/>
               <w:jc w:val="center"/>
-              <w:spacing w:before="0" w:after="0"/>
             </w:pPr>
             <w:r>
               <w:rPr>
@@ -9468,9 +8580,7 @@
           </w:tcPr>
           <w:p>
             <w:pPr>
-              <w:bidi/>
               <w:jc w:val="center"/>
-              <w:spacing w:before="0" w:after="0"/>
             </w:pPr>
             <w:r>
               <w:rPr>
@@ -9491,9 +8601,7 @@
           </w:tcPr>
           <w:p>
             <w:pPr>
-              <w:bidi/>
               <w:jc w:val="center"/>
-              <w:spacing w:before="0" w:after="0"/>
             </w:pPr>
             <w:r>
               <w:rPr>
@@ -9514,9 +8622,7 @@
           </w:tcPr>
           <w:p>
             <w:pPr>
-              <w:bidi/>
               <w:jc w:val="center"/>
-              <w:spacing w:before="0" w:after="0"/>
             </w:pPr>
             <w:r>
               <w:rPr>
@@ -9542,9 +8648,7 @@
           </w:tcPr>
           <w:p>
             <w:pPr>
-              <w:bidi/>
               <w:jc w:val="right"/>
-              <w:spacing w:before="0" w:after="0"/>
             </w:pPr>
             <w:r>
               <w:rPr>
@@ -9565,9 +8669,7 @@
           </w:tcPr>
           <w:p>
             <w:pPr>
-              <w:bidi/>
               <w:jc w:val="center"/>
-              <w:spacing w:before="0" w:after="0"/>
             </w:pPr>
             <w:r>
               <w:rPr>
@@ -9588,9 +8690,7 @@
           </w:tcPr>
           <w:p>
             <w:pPr>
-              <w:bidi/>
               <w:jc w:val="center"/>
-              <w:spacing w:before="0" w:after="0"/>
             </w:pPr>
             <w:r>
               <w:rPr>
@@ -9611,9 +8711,7 @@
           </w:tcPr>
           <w:p>
             <w:pPr>
-              <w:bidi/>
               <w:jc w:val="center"/>
-              <w:spacing w:before="0" w:after="0"/>
             </w:pPr>
             <w:r>
               <w:rPr>
@@ -9634,9 +8732,7 @@
           </w:tcPr>
           <w:p>
             <w:pPr>
-              <w:bidi/>
               <w:jc w:val="center"/>
-              <w:spacing w:before="0" w:after="0"/>
             </w:pPr>
             <w:r>
               <w:rPr>
@@ -9657,9 +8753,7 @@
           </w:tcPr>
           <w:p>
             <w:pPr>
-              <w:bidi/>
               <w:jc w:val="center"/>
-              <w:spacing w:before="0" w:after="0"/>
             </w:pPr>
             <w:r>
               <w:rPr>
@@ -9685,9 +8779,7 @@
           </w:tcPr>
           <w:p>
             <w:pPr>
-              <w:bidi/>
               <w:jc w:val="right"/>
-              <w:spacing w:before="0" w:after="0"/>
             </w:pPr>
             <w:r>
               <w:rPr>
@@ -9708,9 +8800,7 @@
           </w:tcPr>
           <w:p>
             <w:pPr>
-              <w:bidi/>
               <w:jc w:val="center"/>
-              <w:spacing w:before="0" w:after="0"/>
             </w:pPr>
             <w:r>
               <w:rPr>
@@ -9731,9 +8821,7 @@
           </w:tcPr>
           <w:p>
             <w:pPr>
-              <w:bidi/>
               <w:jc w:val="center"/>
-              <w:spacing w:before="0" w:after="0"/>
             </w:pPr>
             <w:r>
               <w:rPr>
@@ -9754,9 +8842,7 @@
           </w:tcPr>
           <w:p>
             <w:pPr>
-              <w:bidi/>
               <w:jc w:val="center"/>
-              <w:spacing w:before="0" w:after="0"/>
             </w:pPr>
             <w:r>
               <w:rPr>
@@ -9777,9 +8863,7 @@
           </w:tcPr>
           <w:p>
             <w:pPr>
-              <w:bidi/>
               <w:jc w:val="center"/>
-              <w:spacing w:before="0" w:after="0"/>
             </w:pPr>
             <w:r>
               <w:rPr>
@@ -9800,9 +8884,7 @@
           </w:tcPr>
           <w:p>
             <w:pPr>
-              <w:bidi/>
               <w:jc w:val="center"/>
-              <w:spacing w:before="0" w:after="0"/>
             </w:pPr>
             <w:r>
               <w:rPr>
@@ -9828,9 +8910,7 @@
           </w:tcPr>
           <w:p>
             <w:pPr>
-              <w:bidi/>
               <w:jc w:val="right"/>
-              <w:spacing w:before="0" w:after="0"/>
             </w:pPr>
             <w:r>
               <w:rPr>
@@ -9851,9 +8931,7 @@
           </w:tcPr>
           <w:p>
             <w:pPr>
-              <w:bidi/>
               <w:jc w:val="center"/>
-              <w:spacing w:before="0" w:after="0"/>
             </w:pPr>
             <w:r>
               <w:rPr>
@@ -9874,9 +8952,7 @@
           </w:tcPr>
           <w:p>
             <w:pPr>
-              <w:bidi/>
               <w:jc w:val="center"/>
-              <w:spacing w:before="0" w:after="0"/>
             </w:pPr>
             <w:r>
               <w:rPr>
@@ -9897,9 +8973,7 @@
           </w:tcPr>
           <w:p>
             <w:pPr>
-              <w:bidi/>
               <w:jc w:val="center"/>
-              <w:spacing w:before="0" w:after="0"/>
             </w:pPr>
             <w:r>
               <w:rPr>
@@ -9920,9 +8994,7 @@
           </w:tcPr>
           <w:p>
             <w:pPr>
-              <w:bidi/>
               <w:jc w:val="center"/>
-              <w:spacing w:before="0" w:after="0"/>
             </w:pPr>
             <w:r>
               <w:rPr>
@@ -9943,9 +9015,7 @@
           </w:tcPr>
           <w:p>
             <w:pPr>
-              <w:bidi/>
               <w:jc w:val="center"/>
-              <w:spacing w:before="0" w:after="0"/>
             </w:pPr>
             <w:r>
               <w:rPr>
@@ -9971,9 +9041,7 @@
           </w:tcPr>
           <w:p>
             <w:pPr>
-              <w:bidi/>
               <w:jc w:val="right"/>
-              <w:spacing w:before="0" w:after="0"/>
             </w:pPr>
             <w:r>
               <w:rPr>
@@ -9994,9 +9062,7 @@
           </w:tcPr>
           <w:p>
             <w:pPr>
-              <w:bidi/>
               <w:jc w:val="center"/>
-              <w:spacing w:before="0" w:after="0"/>
             </w:pPr>
             <w:r>
               <w:rPr>
@@ -10017,9 +9083,7 @@
           </w:tcPr>
           <w:p>
             <w:pPr>
-              <w:bidi/>
               <w:jc w:val="center"/>
-              <w:spacing w:before="0" w:after="0"/>
             </w:pPr>
             <w:r>
               <w:rPr>
@@ -10040,9 +9104,7 @@
           </w:tcPr>
           <w:p>
             <w:pPr>
-              <w:bidi/>
               <w:jc w:val="center"/>
-              <w:spacing w:before="0" w:after="0"/>
             </w:pPr>
             <w:r>
               <w:rPr>
@@ -10063,9 +9125,7 @@
           </w:tcPr>
           <w:p>
             <w:pPr>
-              <w:bidi/>
               <w:jc w:val="center"/>
-              <w:spacing w:before="0" w:after="0"/>
             </w:pPr>
             <w:r>
               <w:rPr>
@@ -10086,9 +9146,7 @@
           </w:tcPr>
           <w:p>
             <w:pPr>
-              <w:bidi/>
               <w:jc w:val="center"/>
-              <w:spacing w:before="0" w:after="0"/>
             </w:pPr>
             <w:r>
               <w:rPr>
@@ -10114,19 +9172,17 @@
           </w:tcPr>
           <w:p>
             <w:pPr>
-              <w:bidi/>
               <w:jc w:val="right"/>
-              <w:spacing w:before="0" w:after="0"/>
-            </w:pPr>
-            <w:r>
-              <w:rPr>
-                <w:rFonts w:cs="B Zar" w:hint="cs"/>
-                <w:sz w:val="26"/>
-                <w:szCs w:val="26"/>
-                <w:rtl/>
-                <w:lang w:bidi="fa-IR"/>
+            </w:pPr>
+            <w:r>
+              <w:rPr>
+                <w:rFonts w:cs="B Zar" w:hint="cs"/>
                 <w:b/>
                 <w:bCs/>
+                <w:sz w:val="26"/>
+                <w:szCs w:val="26"/>
+                <w:rtl/>
+                <w:lang w:bidi="fa-IR"/>
               </w:rPr>
               <w:t>جمع درآمد ناخالص ماهانه</w:t>
             </w:r>
@@ -10139,19 +9195,17 @@
           </w:tcPr>
           <w:p>
             <w:pPr>
-              <w:bidi/>
               <w:jc w:val="center"/>
-              <w:spacing w:before="0" w:after="0"/>
-            </w:pPr>
-            <w:r>
-              <w:rPr>
-                <w:rFonts w:cs="B Zar" w:hint="cs"/>
-                <w:sz w:val="26"/>
-                <w:szCs w:val="26"/>
-                <w:rtl/>
-                <w:lang w:bidi="fa-IR"/>
+            </w:pPr>
+            <w:r>
+              <w:rPr>
+                <w:rFonts w:cs="B Zar" w:hint="cs"/>
                 <w:b/>
                 <w:bCs/>
+                <w:sz w:val="26"/>
+                <w:szCs w:val="26"/>
+                <w:rtl/>
+                <w:lang w:bidi="fa-IR"/>
               </w:rPr>
               <w:t>-</w:t>
             </w:r>
@@ -10164,19 +9218,17 @@
           </w:tcPr>
           <w:p>
             <w:pPr>
-              <w:bidi/>
               <w:jc w:val="center"/>
-              <w:spacing w:before="0" w:after="0"/>
-            </w:pPr>
-            <w:r>
-              <w:rPr>
-                <w:rFonts w:cs="B Zar" w:hint="cs"/>
-                <w:sz w:val="26"/>
-                <w:szCs w:val="26"/>
-                <w:rtl/>
-                <w:lang w:bidi="fa-IR"/>
+            </w:pPr>
+            <w:r>
+              <w:rPr>
+                <w:rFonts w:cs="B Zar" w:hint="cs"/>
                 <w:b/>
                 <w:bCs/>
+                <w:sz w:val="26"/>
+                <w:szCs w:val="26"/>
+                <w:rtl/>
+                <w:lang w:bidi="fa-IR"/>
               </w:rPr>
               <w:t>-</w:t>
             </w:r>
@@ -10189,19 +9241,17 @@
           </w:tcPr>
           <w:p>
             <w:pPr>
-              <w:bidi/>
               <w:jc w:val="center"/>
-              <w:spacing w:before="0" w:after="0"/>
-            </w:pPr>
-            <w:r>
-              <w:rPr>
-                <w:rFonts w:cs="B Zar" w:hint="cs"/>
-                <w:sz w:val="26"/>
-                <w:szCs w:val="26"/>
-                <w:rtl/>
-                <w:lang w:bidi="fa-IR"/>
+            </w:pPr>
+            <w:r>
+              <w:rPr>
+                <w:rFonts w:cs="B Zar" w:hint="cs"/>
                 <w:b/>
                 <w:bCs/>
+                <w:sz w:val="26"/>
+                <w:szCs w:val="26"/>
+                <w:rtl/>
+                <w:lang w:bidi="fa-IR"/>
               </w:rPr>
               <w:t>۱۳۸</w:t>
             </w:r>
@@ -10214,19 +9264,17 @@
           </w:tcPr>
           <w:p>
             <w:pPr>
-              <w:bidi/>
               <w:jc w:val="center"/>
-              <w:spacing w:before="0" w:after="0"/>
-            </w:pPr>
-            <w:r>
-              <w:rPr>
-                <w:rFonts w:cs="B Zar" w:hint="cs"/>
-                <w:sz w:val="26"/>
-                <w:szCs w:val="26"/>
-                <w:rtl/>
-                <w:lang w:bidi="fa-IR"/>
+            </w:pPr>
+            <w:r>
+              <w:rPr>
+                <w:rFonts w:cs="B Zar" w:hint="cs"/>
                 <w:b/>
                 <w:bCs/>
+                <w:sz w:val="26"/>
+                <w:szCs w:val="26"/>
+                <w:rtl/>
+                <w:lang w:bidi="fa-IR"/>
               </w:rPr>
               <w:t>-</w:t>
             </w:r>
@@ -10239,19 +9287,17 @@
           </w:tcPr>
           <w:p>
             <w:pPr>
-              <w:bidi/>
               <w:jc w:val="center"/>
-              <w:spacing w:before="0" w:after="0"/>
-            </w:pPr>
-            <w:r>
-              <w:rPr>
-                <w:rFonts w:cs="B Zar" w:hint="cs"/>
-                <w:sz w:val="26"/>
-                <w:szCs w:val="26"/>
-                <w:rtl/>
-                <w:lang w:bidi="fa-IR"/>
+            </w:pPr>
+            <w:r>
+              <w:rPr>
+                <w:rFonts w:cs="B Zar" w:hint="cs"/>
                 <w:b/>
                 <w:bCs/>
+                <w:sz w:val="26"/>
+                <w:szCs w:val="26"/>
+                <w:rtl/>
+                <w:lang w:bidi="fa-IR"/>
               </w:rPr>
               <w:t>۷۵</w:t>
             </w:r>
@@ -10269,9 +9315,7 @@
           </w:tcPr>
           <w:p>
             <w:pPr>
-              <w:bidi/>
               <w:jc w:val="right"/>
-              <w:spacing w:before="0" w:after="0"/>
             </w:pPr>
             <w:r>
               <w:rPr>
@@ -10292,9 +9336,7 @@
           </w:tcPr>
           <w:p>
             <w:pPr>
-              <w:bidi/>
               <w:jc w:val="center"/>
-              <w:spacing w:before="0" w:after="0"/>
             </w:pPr>
             <w:r>
               <w:rPr>
@@ -10315,9 +9357,7 @@
           </w:tcPr>
           <w:p>
             <w:pPr>
-              <w:bidi/>
               <w:jc w:val="center"/>
-              <w:spacing w:before="0" w:after="0"/>
             </w:pPr>
             <w:r>
               <w:rPr>
@@ -10338,9 +9378,7 @@
           </w:tcPr>
           <w:p>
             <w:pPr>
-              <w:bidi/>
               <w:jc w:val="center"/>
-              <w:spacing w:before="0" w:after="0"/>
             </w:pPr>
             <w:r>
               <w:rPr>
@@ -10361,9 +9399,7 @@
           </w:tcPr>
           <w:p>
             <w:pPr>
-              <w:bidi/>
               <w:jc w:val="center"/>
-              <w:spacing w:before="0" w:after="0"/>
             </w:pPr>
             <w:r>
               <w:rPr>
@@ -10384,9 +9420,7 @@
           </w:tcPr>
           <w:p>
             <w:pPr>
-              <w:bidi/>
               <w:jc w:val="center"/>
-              <w:spacing w:before="0" w:after="0"/>
             </w:pPr>
             <w:r>
               <w:rPr>
@@ -10412,9 +9446,7 @@
           </w:tcPr>
           <w:p>
             <w:pPr>
-              <w:bidi/>
               <w:jc w:val="right"/>
-              <w:spacing w:before="0" w:after="0"/>
             </w:pPr>
             <w:r>
               <w:rPr>
@@ -10435,9 +9467,7 @@
           </w:tcPr>
           <w:p>
             <w:pPr>
-              <w:bidi/>
               <w:jc w:val="center"/>
-              <w:spacing w:before="0" w:after="0"/>
             </w:pPr>
             <w:r>
               <w:rPr>
@@ -10458,9 +9488,7 @@
           </w:tcPr>
           <w:p>
             <w:pPr>
-              <w:bidi/>
               <w:jc w:val="center"/>
-              <w:spacing w:before="0" w:after="0"/>
             </w:pPr>
             <w:r>
               <w:rPr>
@@ -10481,9 +9509,7 @@
           </w:tcPr>
           <w:p>
             <w:pPr>
-              <w:bidi/>
               <w:jc w:val="center"/>
-              <w:spacing w:before="0" w:after="0"/>
             </w:pPr>
             <w:r>
               <w:rPr>
@@ -10504,9 +9530,7 @@
           </w:tcPr>
           <w:p>
             <w:pPr>
-              <w:bidi/>
               <w:jc w:val="center"/>
-              <w:spacing w:before="0" w:after="0"/>
             </w:pPr>
             <w:r>
               <w:rPr>
@@ -10527,9 +9551,7 @@
           </w:tcPr>
           <w:p>
             <w:pPr>
-              <w:bidi/>
               <w:jc w:val="center"/>
-              <w:spacing w:before="0" w:after="0"/>
             </w:pPr>
             <w:r>
               <w:rPr>
@@ -10553,7 +9575,6 @@
           <w:szCs w:val="26"/>
           <w:lang w:bidi="fa-IR"/>
         </w:rPr>
-        <w:bidi/>
       </w:pPr>
       <w:r>
         <w:rPr>
@@ -10574,7 +9595,6 @@
           <w:szCs w:val="26"/>
           <w:lang w:bidi="fa-IR"/>
         </w:rPr>
-        <w:bidi/>
       </w:pPr>
       <w:r>
         <w:rPr>
@@ -10595,7 +9615,6 @@
           <w:szCs w:val="26"/>
           <w:lang w:bidi="fa-IR"/>
         </w:rPr>
-        <w:bidi/>
       </w:pPr>
       <w:r>
         <w:rPr>
@@ -10616,7 +9635,6 @@
           <w:szCs w:val="26"/>
           <w:lang w:bidi="fa-IR"/>
         </w:rPr>
-        <w:bidi/>
       </w:pPr>
       <w:r>
         <w:rPr>
@@ -10631,58 +9649,70 @@
     </w:p>
     <w:p>
       <w:pPr>
-        <w:rPr>
-          <w:rFonts w:cs="B Zar"/>
-          <w:sz w:val="26"/>
-          <w:szCs w:val="26"/>
-          <w:lang w:bidi="fa-IR"/>
-        </w:rPr>
-        <w:bidi/>
         <w:keepNext/>
-      </w:pPr>
-      <w:r>
-        <w:rPr>
-          <w:rFonts w:cs="B Zar" w:hint="cs"/>
-          <w:sz w:val="26"/>
-          <w:szCs w:val="26"/>
-          <w:rtl/>
-          <w:lang w:bidi="fa-IR"/>
+        <w:rPr>
+          <w:rFonts w:cs="B Zar"/>
+          <w:sz w:val="26"/>
+          <w:szCs w:val="26"/>
+          <w:lang w:bidi="fa-IR"/>
+        </w:rPr>
+      </w:pPr>
+      <w:r>
+        <w:rPr>
+          <w:rFonts w:cs="B Zar" w:hint="cs"/>
           <w:b/>
           <w:bCs/>
-        </w:rPr>
-        <w:t>سناریوی توقف پس از دو سال</w:t>
-      </w:r>
-    </w:p>
-    <w:p>
-      <w:pPr>
-        <w:rPr>
-          <w:rFonts w:cs="B Zar"/>
-          <w:sz w:val="26"/>
-          <w:szCs w:val="26"/>
-          <w:lang w:bidi="fa-IR"/>
-        </w:rPr>
-        <w:bidi/>
-      </w:pPr>
-      <w:r>
-        <w:rPr>
-          <w:rFonts w:cs="B Zar" w:hint="cs"/>
-          <w:sz w:val="26"/>
-          <w:szCs w:val="26"/>
-          <w:rtl/>
-          <w:lang w:bidi="fa-IR"/>
-        </w:rPr>
-        <w:t>اگر پس از دو سال به سوددهی نرسیم، با فرض خرید کامل اقلام قیمت‌گذاری‌شده، پیش از کسر موجودی، و با قیمت‌های ثابت تاریخ برآورد و در یک سناریوی ضعیف با میانگین فروش ۷۵ و هزینه جاری ۱۰۰ میلیون تومان در ماه، کسری نقدی ۲۴ ماه برابر ۶۰۰ میلیون تومان خواهد بود. برای برآورد فروش دست‌دوم، خالص دریافتی پس از بازکردن و فروش را حدود ۳۰٪ هزینه پایش و اعلام دود، ۲۵٪ گردش هوا، ۴۰٪ دوربین و کنترل در، و ۳۵٪ اطفا و UPS مرجع فرض کرده‌ایم؛ برای کف و ارت مدفون، بازیافتی منظور نشده است. فن و کنترل دور، حسگر و رابط شبکه، دوربین و ضبط، قفل و کنترلر، مخزن و پمپ و نیز UPS و باتری سالم، اقلام قابل فروش یا استفاده مجددند؛ نصب، آزمون و پوشش کف عمدتاً هزینه از‌دست‌رفته است. بر این مبنا از هفت بخش بدون UPS حدود ۵۹۹٫۴۹ میلیون تومان برمی‌گردد و با ۲۰ میلیون هزینه تعطیلی، زیان نمونه حدود ۲۰۳۲٫۱۵ میلیون تومان می‌شود. در مقایسه‌ای که UPS پانزده‌دقیقه‌ای هم خریداری شود، بازیافت کل حدود ۴۱۰۶٫۴۹ و زیان حدود ۸۵۴۵٫۱۵ میلیون تومان است. این درصدها فرض سناریو هستند، نه تضمین فروش؛ خرابی یا پایان عمر باتری بازیافت را کم می‌کند. UPS دو ساعته و سایر خریدهای هنوز قیمت‌گذاری‌نشده باید با هزینه واقعی منهای فروش دست‌دوم به زیان افزوده شوند. فروش دو G10 و قطعات قبلی هم می‌تواند نقدینگی ایجاد کند، اما چون خرید آن‌ها در سرمایه نقدی این محاسبه نیامده، ارزش فروششان در ارقام بازیافت بالا حساب نشده است.</w:t>
-      </w:r>
-    </w:p>
-    <w:p>
-      <w:pPr>
-        <w:rPr>
-          <w:rFonts w:cs="B Zar"/>
-          <w:sz w:val="26"/>
-          <w:szCs w:val="26"/>
-          <w:lang w:bidi="fa-IR"/>
-        </w:rPr>
-      </w:pPr>
+          <w:sz w:val="26"/>
+          <w:szCs w:val="26"/>
+          <w:rtl/>
+          <w:lang w:bidi="fa-IR"/>
+        </w:rPr>
+        <w:t xml:space="preserve">سناریوی </w:t>
+      </w:r>
+      <w:r>
+        <w:rPr>
+          <w:rFonts w:cs="B Zar" w:hint="cs"/>
+          <w:b/>
+          <w:bCs/>
+          <w:sz w:val="26"/>
+          <w:szCs w:val="26"/>
+          <w:rtl/>
+          <w:lang w:bidi="fa-IR"/>
+        </w:rPr>
+        <w:t>شکست</w:t>
+      </w:r>
+      <w:r>
+        <w:rPr>
+          <w:rFonts w:cs="B Zar" w:hint="cs"/>
+          <w:b/>
+          <w:bCs/>
+          <w:sz w:val="26"/>
+          <w:szCs w:val="26"/>
+          <w:rtl/>
+          <w:lang w:bidi="fa-IR"/>
+        </w:rPr>
+        <w:t xml:space="preserve"> پس از دو سال</w:t>
+      </w:r>
+    </w:p>
+    <w:p>
+      <w:pPr>
+        <w:rPr>
+          <w:rFonts w:cs="B Zar"/>
+          <w:sz w:val="26"/>
+          <w:szCs w:val="26"/>
+          <w:lang w:bidi="fa-IR"/>
+        </w:rPr>
+      </w:pPr>
+      <w:r>
+        <w:rPr>
+          <w:rFonts w:cs="B Zar" w:hint="cs"/>
+          <w:sz w:val="26"/>
+          <w:szCs w:val="26"/>
+          <w:rtl/>
+          <w:lang w:bidi="fa-IR"/>
+        </w:rPr>
+        <w:t xml:space="preserve">اگر پس از دو سال به سوددهی نرسیم، با فرض خرید کامل اقلام قیمت‌گذاری‌شده، پیش از کسر موجودی، و با قیمت‌های ثابت تاریخ برآورد و در یک سناریوی ضعیف با میانگین فروش ۷۵ و هزینه جاری ۱۰۰ میلیون تومان در ماه، کسری نقدی ۲۴ ماه برابر ۶۰۰ میلیون تومان خواهد بود. برای برآورد فروش دست‌دوم، خالص دریافتی پس از بازکردن و فروش را حدود ۳۰٪ هزینه پایش و اعلام دود، ۲۵٪ گردش هوا، ۴۰٪ دوربین و کنترل در، و ۳۵٪ اطفا و UPS مرجع فرض کرده‌ایم؛ برای کف و ارت مدفون، </w:t>
+      </w:r>
       <w:r>
         <w:rPr>
           <w:rFonts w:cs="B Zar" w:hint="cs"/>
@@ -10692,6 +9722,46 @@
           <w:lang w:bidi="fa-IR"/>
         </w:rPr>
         <w:lastRenderedPageBreak/>
+        <w:t xml:space="preserve">بازیافتی منظور نشده است. فن و کنترل دور، حسگر و رابط شبکه، دوربین و ضبط، قفل و کنترلر، مخزن و پمپ و نیز UPS و باتری سالم، اقلام قابل فروش یا استفاده مجددند؛ نصب، آزمون و پوشش کف عمدتاً هزینه از‌دست‌رفته است. بر این مبنا از هفت بخش بدون UPS حدود ۵۹۹٫۴۹ میلیون تومان برمی‌گردد و با ۲۰ میلیون هزینه تعطیلی، زیان نمونه حدود </w:t>
+      </w:r>
+      <w:r>
+        <w:rPr>
+          <w:rFonts w:cs="B Zar" w:hint="cs"/>
+          <w:sz w:val="26"/>
+          <w:szCs w:val="26"/>
+          <w:rtl/>
+          <w:lang w:bidi="fa-IR"/>
+        </w:rPr>
+        <w:t>2.000.000.000</w:t>
+      </w:r>
+      <w:r>
+        <w:rPr>
+          <w:rFonts w:cs="B Zar" w:hint="cs"/>
+          <w:sz w:val="26"/>
+          <w:szCs w:val="26"/>
+          <w:rtl/>
+          <w:lang w:bidi="fa-IR"/>
+        </w:rPr>
+        <w:t xml:space="preserve"> تومان می‌شود. در مقایسه‌ای که UPS پانزده‌دقیقه‌ای هم خریداری شود، بازیافت کل حدود ۴۱۰۶٫۴۹ و زیان حدود ۸۵۴۵٫۱۵ میلیون تومان است. این درصدها فرض سناریو هستند، نه تضمین فروش؛ خرابی یا پایان عمر باتری بازیافت را کم می‌کند. UPS دو ساعته و سایر خریدهای هنوز قیمت‌گذاری‌نشده باید با هزینه واقعی منهای فروش دست‌دوم به زیان افزوده شوند. فروش دو G10 و قطعات قبلی هم می‌تواند نقدینگی ایجاد کند، اما چون خرید آن‌ها در سرمایه نقدی این محاسبه نیامده، ارزش فروششان در ارقام بازیافت بالا حساب نشده است.</w:t>
+      </w:r>
+    </w:p>
+    <w:p>
+      <w:pPr>
+        <w:rPr>
+          <w:rFonts w:cs="B Zar"/>
+          <w:sz w:val="26"/>
+          <w:szCs w:val="26"/>
+          <w:lang w:bidi="fa-IR"/>
+        </w:rPr>
+      </w:pPr>
+      <w:r>
+        <w:rPr>
+          <w:rFonts w:cs="B Zar" w:hint="cs"/>
+          <w:sz w:val="26"/>
+          <w:szCs w:val="26"/>
+          <w:rtl/>
+          <w:lang w:bidi="fa-IR"/>
+        </w:rPr>
         <w:t>اينجانب تعهد می نمایم که قبلاً این طرح را در جای دیگری ارائه ننموده ام و در غیر اینصورت پاسخگوی عواقب احتمالی آن در باز پرداخت خسارت مربوطه خواهم بود.</w:t>
       </w:r>
     </w:p>
@@ -10738,10 +9808,21 @@
     <w:p>
       <w:pPr>
         <w:rPr>
-          <w:rFonts w:cs="B Zar"/>
-          <w:lang w:bidi="fa-IR"/>
-        </w:rPr>
-      </w:pPr>
+          <w:rFonts w:cs="B Zar" w:hint="cs"/>
+          <w:rtl/>
+          <w:lang w:bidi="fa-IR"/>
+        </w:rPr>
+      </w:pPr>
+      <w:r>
+        <w:rPr>
+          <w:noProof/>
+        </w:rPr>
+        <w:pict w14:anchorId="1CD1E558">
+          <v:shape id="_x0000_s2056" type="#_x0000_t75" style="position:absolute;left:0;text-align:left;margin-left:21.65pt;margin-top:35.95pt;width:240.75pt;height:118.15pt;z-index:3;mso-position-horizontal-relative:text;mso-position-vertical-relative:text;mso-width-relative:page;mso-height-relative:page">
+            <v:imagedata r:id="rId9" o:title="Sign1"/>
+          </v:shape>
+        </w:pict>
+      </w:r>
       <w:r>
         <w:rPr>
           <w:rFonts w:cs="B Zar" w:hint="cs"/>
@@ -10781,7 +9862,23 @@
           <w:lang w:bidi="fa-IR"/>
         </w:rPr>
         <w:tab/>
-        <w:t xml:space="preserve">تاريخ تکميل :  - </w:t>
+        <w:t xml:space="preserve">تاريخ تکميل :  </w:t>
+      </w:r>
+      <w:r>
+        <w:rPr>
+          <w:rFonts w:cs="B Zar" w:hint="cs"/>
+          <w:rtl/>
+          <w:lang w:bidi="fa-IR"/>
+        </w:rPr>
+        <w:t>25/07/1405</w:t>
+      </w:r>
+      <w:r>
+        <w:rPr>
+          <w:rFonts w:cs="B Zar" w:hint="cs"/>
+          <w:rtl/>
+          <w:lang w:bidi="fa-IR"/>
+        </w:rPr>
+        <w:t xml:space="preserve"> </w:t>
       </w:r>
       <w:r>
         <w:rPr>
@@ -10806,13 +9903,109 @@
           <w:rtl/>
           <w:lang w:bidi="fa-IR"/>
         </w:rPr>
-        <w:tab/>
-        <w:t>امضاء:</w:t>
-      </w:r>
+        <w:t>ام</w:t>
+      </w:r>
+      <w:r>
+        <w:rPr>
+          <w:rFonts w:cs="B Zar" w:hint="cs"/>
+          <w:rtl/>
+          <w:lang w:bidi="fa-IR"/>
+        </w:rPr>
+        <w:t>ضاء:</w:t>
+      </w:r>
+    </w:p>
+    <w:p>
+      <w:pPr>
+        <w:rPr>
+          <w:rFonts w:cs="B Zar"/>
+          <w:rtl/>
+          <w:lang w:bidi="fa-IR"/>
+        </w:rPr>
+      </w:pPr>
+    </w:p>
+    <w:p>
+      <w:pPr>
+        <w:rPr>
+          <w:rFonts w:cs="B Zar"/>
+          <w:rtl/>
+          <w:lang w:bidi="fa-IR"/>
+        </w:rPr>
+      </w:pPr>
+    </w:p>
+    <w:p>
+      <w:pPr>
+        <w:rPr>
+          <w:rFonts w:cs="B Zar"/>
+          <w:rtl/>
+          <w:lang w:bidi="fa-IR"/>
+        </w:rPr>
+      </w:pPr>
+    </w:p>
+    <w:p>
+      <w:pPr>
+        <w:rPr>
+          <w:rFonts w:cs="B Zar"/>
+          <w:rtl/>
+          <w:lang w:bidi="fa-IR"/>
+        </w:rPr>
+      </w:pPr>
+    </w:p>
+    <w:p>
+      <w:pPr>
+        <w:rPr>
+          <w:rFonts w:cs="B Zar"/>
+          <w:rtl/>
+          <w:lang w:bidi="fa-IR"/>
+        </w:rPr>
+      </w:pPr>
+    </w:p>
+    <w:p>
+      <w:pPr>
+        <w:rPr>
+          <w:rFonts w:cs="B Zar"/>
+          <w:rtl/>
+          <w:lang w:bidi="fa-IR"/>
+        </w:rPr>
+      </w:pPr>
+    </w:p>
+    <w:p>
+      <w:pPr>
+        <w:rPr>
+          <w:rFonts w:cs="B Zar"/>
+          <w:rtl/>
+          <w:lang w:bidi="fa-IR"/>
+        </w:rPr>
+      </w:pPr>
+    </w:p>
+    <w:p>
+      <w:pPr>
+        <w:rPr>
+          <w:rFonts w:cs="B Zar"/>
+          <w:rtl/>
+          <w:lang w:bidi="fa-IR"/>
+        </w:rPr>
+      </w:pPr>
+    </w:p>
+    <w:p>
+      <w:pPr>
+        <w:rPr>
+          <w:rFonts w:cs="B Zar"/>
+          <w:rtl/>
+          <w:lang w:bidi="fa-IR"/>
+        </w:rPr>
+      </w:pPr>
+    </w:p>
+    <w:p>
+      <w:pPr>
+        <w:rPr>
+          <w:rFonts w:cs="B Zar"/>
+          <w:lang w:bidi="fa-IR"/>
+        </w:rPr>
+      </w:pPr>
     </w:p>
     <w:sectPr>
-      <w:headerReference w:type="default" r:id="rId9"/>
-      <w:footerReference w:type="default" r:id="rId10"/>
+      <w:headerReference w:type="default" r:id="rId10"/>
+      <w:footerReference w:type="default" r:id="rId11"/>
       <w:pgSz w:w="11906" w:h="16838"/>
       <w:pgMar w:top="765" w:right="1134" w:bottom="765" w:left="902" w:header="709" w:footer="709" w:gutter="0"/>
       <w:pgBorders>
@@ -10868,7 +10061,7 @@
           <v:stroke joinstyle="miter"/>
           <v:path gradientshapeok="t" o:connecttype="rect"/>
         </v:shapetype>
-        <v:shape id="Frame2" o:spid="_x0000_s1025" type="#_x0000_t202" style="position:absolute;left:0;text-align:left;margin-left:0;margin-top:.05pt;width:6.05pt;height:13.8pt;z-index:1;visibility:visible;mso-wrap-style:square;mso-wrap-distance-left:0;mso-wrap-distance-top:0;mso-wrap-distance-right:0;mso-wrap-distance-bottom:0;mso-position-horizontal:center;mso-position-horizontal-relative:text;mso-position-vertical:absolute;mso-position-vertical-relative:text;v-text-anchor:top" o:gfxdata="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" o:allowincell="f" stroked="f">
+        <v:shape id="Frame2" o:spid="_x0000_s1025" type="#_x0000_t202" style="position:absolute;left:0;text-align:left;margin-left:0;margin-top:.1pt;width:20.9pt;height:13.8pt;z-index:1;visibility:visible;mso-wrap-distance-left:0;mso-wrap-distance-top:0;mso-wrap-distance-right:0;mso-wrap-distance-bottom:0;mso-position-horizontal:center;mso-position-horizontal-relative:text;mso-position-vertical:absolute;mso-position-vertical-relative:text;v-text-anchor:top" o:gfxdata="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" o:allowincell="f" stroked="f">
           <v:fill opacity="0"/>
           <v:textbox inset="0,0,0,0">
             <w:txbxContent>
@@ -11563,6 +10756,7 @@
   <w:style w:type="character" w:default="1" w:styleId="DefaultParagraphFont">
     <w:name w:val="Default Paragraph Font"/>
     <w:uiPriority w:val="1"/>
+    <w:semiHidden/>
     <w:unhideWhenUsed/>
   </w:style>
   <w:style w:type="table" w:default="1" w:styleId="TableNormal">
